--- a/tillsyn/A 12977-2026 tillsynsbegäran.docx
+++ b/tillsyn/A 12977-2026 tillsynsbegäran.docx
@@ -265,7 +265,7 @@
     <w:r>
       <w:tab/>
       <w:tab/>
-      <w:t>2026-03-12</w:t>
+      <w:t>2026-03-13</w:t>
       <w:br/>
       <w:br/>
     </w:r>

--- a/tillsyn/A 12977-2026 tillsynsbegäran.docx
+++ b/tillsyn/A 12977-2026 tillsynsbegäran.docx
@@ -265,7 +265,7 @@
     <w:r>
       <w:tab/>
       <w:tab/>
-      <w:t>2026-03-13</w:t>
+      <w:t>2026-03-16</w:t>
       <w:br/>
       <w:br/>
     </w:r>

--- a/tillsyn/A 12977-2026 tillsynsbegäran.docx
+++ b/tillsyn/A 12977-2026 tillsynsbegäran.docx
@@ -265,7 +265,7 @@
     <w:r>
       <w:tab/>
       <w:tab/>
-      <w:t>2026-03-16</w:t>
+      <w:t>2026-03-17</w:t>
       <w:br/>
       <w:br/>
     </w:r>

--- a/tillsyn/A 12977-2026 tillsynsbegäran.docx
+++ b/tillsyn/A 12977-2026 tillsynsbegäran.docx
@@ -265,7 +265,7 @@
     <w:r>
       <w:tab/>
       <w:tab/>
-      <w:t>2026-03-17</w:t>
+      <w:t>2026-03-18</w:t>
       <w:br/>
       <w:br/>
     </w:r>

--- a/tillsyn/A 12977-2026 tillsynsbegäran.docx
+++ b/tillsyn/A 12977-2026 tillsynsbegäran.docx
@@ -265,7 +265,7 @@
     <w:r>
       <w:tab/>
       <w:tab/>
-      <w:t>2026-03-18</w:t>
+      <w:t>2026-03-19</w:t>
       <w:br/>
       <w:br/>
     </w:r>

--- a/tillsyn/A 12977-2026 tillsynsbegäran.docx
+++ b/tillsyn/A 12977-2026 tillsynsbegäran.docx
@@ -265,7 +265,7 @@
     <w:r>
       <w:tab/>
       <w:tab/>
-      <w:t>2026-03-19</w:t>
+      <w:t>2026-03-20</w:t>
       <w:br/>
       <w:br/>
     </w:r>

--- a/tillsyn/A 12977-2026 tillsynsbegäran.docx
+++ b/tillsyn/A 12977-2026 tillsynsbegäran.docx
@@ -265,7 +265,7 @@
     <w:r>
       <w:tab/>
       <w:tab/>
-      <w:t>2026-03-20</w:t>
+      <w:t>2026-03-21</w:t>
       <w:br/>
       <w:br/>
     </w:r>

--- a/tillsyn/A 12977-2026 tillsynsbegäran.docx
+++ b/tillsyn/A 12977-2026 tillsynsbegäran.docx
@@ -265,7 +265,7 @@
     <w:r>
       <w:tab/>
       <w:tab/>
-      <w:t>2026-03-21</w:t>
+      <w:t>2026-03-22</w:t>
       <w:br/>
       <w:br/>
     </w:r>

--- a/tillsyn/A 12977-2026 tillsynsbegäran.docx
+++ b/tillsyn/A 12977-2026 tillsynsbegäran.docx
@@ -265,7 +265,7 @@
     <w:r>
       <w:tab/>
       <w:tab/>
-      <w:t>2026-03-22</w:t>
+      <w:t>2026-03-23</w:t>
       <w:br/>
       <w:br/>
     </w:r>

--- a/tillsyn/A 12977-2026 tillsynsbegäran.docx
+++ b/tillsyn/A 12977-2026 tillsynsbegäran.docx
@@ -265,7 +265,7 @@
     <w:r>
       <w:tab/>
       <w:tab/>
-      <w:t>2026-03-23</w:t>
+      <w:t>2026-03-24</w:t>
       <w:br/>
       <w:br/>
     </w:r>

--- a/tillsyn/A 12977-2026 tillsynsbegäran.docx
+++ b/tillsyn/A 12977-2026 tillsynsbegäran.docx
@@ -265,7 +265,7 @@
     <w:r>
       <w:tab/>
       <w:tab/>
-      <w:t>2026-03-24</w:t>
+      <w:t>2026-03-25</w:t>
       <w:br/>
       <w:br/>
     </w:r>

--- a/tillsyn/A 12977-2026 tillsynsbegäran.docx
+++ b/tillsyn/A 12977-2026 tillsynsbegäran.docx
@@ -265,7 +265,7 @@
     <w:r>
       <w:tab/>
       <w:tab/>
-      <w:t>2026-03-25</w:t>
+      <w:t>2026-03-26</w:t>
       <w:br/>
       <w:br/>
     </w:r>

--- a/tillsyn/A 12977-2026 tillsynsbegäran.docx
+++ b/tillsyn/A 12977-2026 tillsynsbegäran.docx
@@ -265,7 +265,7 @@
     <w:r>
       <w:tab/>
       <w:tab/>
-      <w:t>2026-03-26</w:t>
+      <w:t>2026-03-27</w:t>
       <w:br/>
       <w:br/>
     </w:r>

--- a/tillsyn/A 12977-2026 tillsynsbegäran.docx
+++ b/tillsyn/A 12977-2026 tillsynsbegäran.docx
@@ -265,7 +265,7 @@
     <w:r>
       <w:tab/>
       <w:tab/>
-      <w:t>2026-03-27</w:t>
+      <w:t>2026-03-28</w:t>
       <w:br/>
       <w:br/>
     </w:r>

--- a/tillsyn/A 12977-2026 tillsynsbegäran.docx
+++ b/tillsyn/A 12977-2026 tillsynsbegäran.docx
@@ -265,7 +265,7 @@
     <w:r>
       <w:tab/>
       <w:tab/>
-      <w:t>2026-03-28</w:t>
+      <w:t>2026-03-29</w:t>
       <w:br/>
       <w:br/>
     </w:r>

--- a/tillsyn/A 12977-2026 tillsynsbegäran.docx
+++ b/tillsyn/A 12977-2026 tillsynsbegäran.docx
@@ -265,7 +265,7 @@
     <w:r>
       <w:tab/>
       <w:tab/>
-      <w:t>2026-03-29</w:t>
+      <w:t>2026-03-30</w:t>
       <w:br/>
       <w:br/>
     </w:r>

--- a/tillsyn/A 12977-2026 tillsynsbegäran.docx
+++ b/tillsyn/A 12977-2026 tillsynsbegäran.docx
@@ -265,7 +265,7 @@
     <w:r>
       <w:tab/>
       <w:tab/>
-      <w:t>2026-03-30</w:t>
+      <w:t>2026-03-31</w:t>
       <w:br/>
       <w:br/>
     </w:r>

--- a/tillsyn/A 12977-2026 tillsynsbegäran.docx
+++ b/tillsyn/A 12977-2026 tillsynsbegäran.docx
@@ -265,7 +265,7 @@
     <w:r>
       <w:tab/>
       <w:tab/>
-      <w:t>2026-03-31</w:t>
+      <w:t>2026-04-01</w:t>
       <w:br/>
       <w:br/>
     </w:r>

--- a/tillsyn/A 12977-2026 tillsynsbegäran.docx
+++ b/tillsyn/A 12977-2026 tillsynsbegäran.docx
@@ -265,7 +265,7 @@
     <w:r>
       <w:tab/>
       <w:tab/>
-      <w:t>2026-04-01</w:t>
+      <w:t>2026-04-02</w:t>
       <w:br/>
       <w:br/>
     </w:r>

--- a/tillsyn/A 12977-2026 tillsynsbegäran.docx
+++ b/tillsyn/A 12977-2026 tillsynsbegäran.docx
@@ -265,7 +265,7 @@
     <w:r>
       <w:tab/>
       <w:tab/>
-      <w:t>2026-04-02</w:t>
+      <w:t>2026-04-03</w:t>
       <w:br/>
       <w:br/>
     </w:r>

--- a/tillsyn/A 12977-2026 tillsynsbegäran.docx
+++ b/tillsyn/A 12977-2026 tillsynsbegäran.docx
@@ -265,7 +265,7 @@
     <w:r>
       <w:tab/>
       <w:tab/>
-      <w:t>2026-04-03</w:t>
+      <w:t>2026-04-04</w:t>
       <w:br/>
       <w:br/>
     </w:r>

--- a/tillsyn/A 12977-2026 tillsynsbegäran.docx
+++ b/tillsyn/A 12977-2026 tillsynsbegäran.docx
@@ -265,7 +265,7 @@
     <w:r>
       <w:tab/>
       <w:tab/>
-      <w:t>2026-04-04</w:t>
+      <w:t>2026-04-05</w:t>
       <w:br/>
       <w:br/>
     </w:r>

--- a/tillsyn/A 12977-2026 tillsynsbegäran.docx
+++ b/tillsyn/A 12977-2026 tillsynsbegäran.docx
@@ -274,7 +274,7 @@
     <w:r>
       <w:tab/>
       <w:tab/>
-      <w:t>2026-04-14</w:t>
+      <w:t>2026-04-15</w:t>
       <w:br/>
       <w:br/>
     </w:r>

--- a/tillsyn/A 12977-2026 tillsynsbegäran.docx
+++ b/tillsyn/A 12977-2026 tillsynsbegäran.docx
@@ -274,7 +274,7 @@
     <w:r>
       <w:tab/>
       <w:tab/>
-      <w:t>2026-04-15</w:t>
+      <w:t>2026-04-16</w:t>
       <w:br/>
       <w:br/>
     </w:r>

--- a/tillsyn/A 12977-2026 tillsynsbegäran.docx
+++ b/tillsyn/A 12977-2026 tillsynsbegäran.docx
@@ -274,7 +274,7 @@
     <w:r>
       <w:tab/>
       <w:tab/>
-      <w:t>2026-04-16</w:t>
+      <w:t>2026-04-17</w:t>
       <w:br/>
       <w:br/>
     </w:r>

--- a/tillsyn/A 12977-2026 tillsynsbegäran.docx
+++ b/tillsyn/A 12977-2026 tillsynsbegäran.docx
@@ -274,7 +274,7 @@
     <w:r>
       <w:tab/>
       <w:tab/>
-      <w:t>2026-04-17</w:t>
+      <w:t>2026-04-18</w:t>
       <w:br/>
       <w:br/>
     </w:r>

--- a/tillsyn/A 12977-2026 tillsynsbegäran.docx
+++ b/tillsyn/A 12977-2026 tillsynsbegäran.docx
@@ -274,7 +274,7 @@
     <w:r>
       <w:tab/>
       <w:tab/>
-      <w:t>2026-04-18</w:t>
+      <w:t>2026-04-19</w:t>
       <w:br/>
       <w:br/>
     </w:r>

--- a/tillsyn/A 12977-2026 tillsynsbegäran.docx
+++ b/tillsyn/A 12977-2026 tillsynsbegäran.docx
@@ -274,7 +274,7 @@
     <w:r>
       <w:tab/>
       <w:tab/>
-      <w:t>2026-04-19</w:t>
+      <w:t>2026-04-20</w:t>
       <w:br/>
       <w:br/>
     </w:r>

--- a/tillsyn/A 12977-2026 tillsynsbegäran.docx
+++ b/tillsyn/A 12977-2026 tillsynsbegäran.docx
@@ -274,7 +274,7 @@
     <w:r>
       <w:tab/>
       <w:tab/>
-      <w:t>2026-04-20</w:t>
+      <w:t>2026-04-21</w:t>
       <w:br/>
       <w:br/>
     </w:r>

--- a/tillsyn/A 12977-2026 tillsynsbegäran.docx
+++ b/tillsyn/A 12977-2026 tillsynsbegäran.docx
@@ -274,7 +274,7 @@
     <w:r>
       <w:tab/>
       <w:tab/>
-      <w:t>2026-04-21</w:t>
+      <w:t>2026-04-22</w:t>
       <w:br/>
       <w:br/>
     </w:r>

--- a/tillsyn/A 12977-2026 tillsynsbegäran.docx
+++ b/tillsyn/A 12977-2026 tillsynsbegäran.docx
@@ -274,7 +274,7 @@
     <w:r>
       <w:tab/>
       <w:tab/>
-      <w:t>2026-04-22</w:t>
+      <w:t>2026-04-23</w:t>
       <w:br/>
       <w:br/>
     </w:r>

--- a/tillsyn/A 12977-2026 tillsynsbegäran.docx
+++ b/tillsyn/A 12977-2026 tillsynsbegäran.docx
@@ -274,7 +274,7 @@
     <w:r>
       <w:tab/>
       <w:tab/>
-      <w:t>2026-04-23</w:t>
+      <w:t>2026-04-24</w:t>
       <w:br/>
       <w:br/>
     </w:r>

--- a/tillsyn/A 12977-2026 tillsynsbegäran.docx
+++ b/tillsyn/A 12977-2026 tillsynsbegäran.docx
@@ -274,7 +274,7 @@
     <w:r>
       <w:tab/>
       <w:tab/>
-      <w:t>2026-04-24</w:t>
+      <w:t>2026-04-25</w:t>
       <w:br/>
       <w:br/>
     </w:r>

--- a/tillsyn/A 12977-2026 tillsynsbegäran.docx
+++ b/tillsyn/A 12977-2026 tillsynsbegäran.docx
@@ -274,7 +274,7 @@
     <w:r>
       <w:tab/>
       <w:tab/>
-      <w:t>2026-04-25</w:t>
+      <w:t>2026-04-26</w:t>
       <w:br/>
       <w:br/>
     </w:r>

--- a/tillsyn/A 12977-2026 tillsynsbegäran.docx
+++ b/tillsyn/A 12977-2026 tillsynsbegäran.docx
@@ -274,7 +274,7 @@
     <w:r>
       <w:tab/>
       <w:tab/>
-      <w:t>2026-04-26</w:t>
+      <w:t>2026-04-27</w:t>
       <w:br/>
       <w:br/>
     </w:r>

--- a/tillsyn/A 12977-2026 tillsynsbegäran.docx
+++ b/tillsyn/A 12977-2026 tillsynsbegäran.docx
@@ -274,7 +274,7 @@
     <w:r>
       <w:tab/>
       <w:tab/>
-      <w:t>2026-04-27</w:t>
+      <w:t>2026-04-28</w:t>
       <w:br/>
       <w:br/>
     </w:r>

--- a/tillsyn/A 12977-2026 tillsynsbegäran.docx
+++ b/tillsyn/A 12977-2026 tillsynsbegäran.docx
@@ -274,7 +274,7 @@
     <w:r>
       <w:tab/>
       <w:tab/>
-      <w:t>2026-04-28</w:t>
+      <w:t>2026-04-29</w:t>
       <w:br/>
       <w:br/>
     </w:r>

--- a/tillsyn/A 12977-2026 tillsynsbegäran.docx
+++ b/tillsyn/A 12977-2026 tillsynsbegäran.docx
@@ -274,7 +274,7 @@
     <w:r>
       <w:tab/>
       <w:tab/>
-      <w:t>2026-04-29</w:t>
+      <w:t>2026-04-30</w:t>
       <w:br/>
       <w:br/>
     </w:r>

--- a/tillsyn/A 12977-2026 tillsynsbegäran.docx
+++ b/tillsyn/A 12977-2026 tillsynsbegäran.docx
@@ -274,7 +274,7 @@
     <w:r>
       <w:tab/>
       <w:tab/>
-      <w:t>2026-04-30</w:t>
+      <w:t>2026-05-01</w:t>
       <w:br/>
       <w:br/>
     </w:r>

--- a/tillsyn/A 12977-2026 tillsynsbegäran.docx
+++ b/tillsyn/A 12977-2026 tillsynsbegäran.docx
@@ -274,7 +274,7 @@
     <w:r>
       <w:tab/>
       <w:tab/>
-      <w:t>2026-05-01</w:t>
+      <w:t>2026-05-02</w:t>
       <w:br/>
       <w:br/>
     </w:r>

--- a/tillsyn/A 12977-2026 tillsynsbegäran.docx
+++ b/tillsyn/A 12977-2026 tillsynsbegäran.docx
@@ -274,7 +274,7 @@
     <w:r>
       <w:tab/>
       <w:tab/>
-      <w:t>2026-05-02</w:t>
+      <w:t>2026-05-03</w:t>
       <w:br/>
       <w:br/>
     </w:r>

--- a/tillsyn/A 12977-2026 tillsynsbegäran.docx
+++ b/tillsyn/A 12977-2026 tillsynsbegäran.docx
@@ -274,7 +274,7 @@
     <w:r>
       <w:tab/>
       <w:tab/>
-      <w:t>2026-05-16</w:t>
+      <w:t>2026-05-17</w:t>
       <w:br/>
       <w:br/>
     </w:r>

--- a/tillsyn/A 12977-2026 tillsynsbegäran.docx
+++ b/tillsyn/A 12977-2026 tillsynsbegäran.docx
@@ -274,7 +274,7 @@
     <w:r>
       <w:tab/>
       <w:tab/>
-      <w:t>2026-05-17</w:t>
+      <w:t>2026-05-18</w:t>
       <w:br/>
       <w:br/>
     </w:r>

--- a/tillsyn/A 12977-2026 tillsynsbegäran.docx
+++ b/tillsyn/A 12977-2026 tillsynsbegäran.docx
@@ -274,7 +274,7 @@
     <w:r>
       <w:tab/>
       <w:tab/>
-      <w:t>2026-05-18</w:t>
+      <w:t>2026-05-19</w:t>
       <w:br/>
       <w:br/>
     </w:r>

--- a/tillsyn/A 12977-2026 tillsynsbegäran.docx
+++ b/tillsyn/A 12977-2026 tillsynsbegäran.docx
@@ -274,7 +274,7 @@
     <w:r>
       <w:tab/>
       <w:tab/>
-      <w:t>2026-05-19</w:t>
+      <w:t>2026-05-20</w:t>
       <w:br/>
       <w:br/>
     </w:r>

--- a/tillsyn/A 12977-2026 tillsynsbegäran.docx
+++ b/tillsyn/A 12977-2026 tillsynsbegäran.docx
@@ -274,7 +274,7 @@
     <w:r>
       <w:tab/>
       <w:tab/>
-      <w:t>2026-05-20</w:t>
+      <w:t>2026-05-21</w:t>
       <w:br/>
       <w:br/>
     </w:r>

--- a/tillsyn/A 12977-2026 tillsynsbegäran.docx
+++ b/tillsyn/A 12977-2026 tillsynsbegäran.docx
@@ -274,7 +274,7 @@
     <w:r>
       <w:tab/>
       <w:tab/>
-      <w:t>2026-05-21</w:t>
+      <w:t>2026-05-22</w:t>
       <w:br/>
       <w:br/>
     </w:r>

--- a/tillsyn/A 12977-2026 tillsynsbegäran.docx
+++ b/tillsyn/A 12977-2026 tillsynsbegäran.docx
@@ -274,7 +274,7 @@
     <w:r>
       <w:tab/>
       <w:tab/>
-      <w:t>2026-05-22</w:t>
+      <w:t>2026-05-23</w:t>
       <w:br/>
       <w:br/>
     </w:r>

--- a/tillsyn/A 12977-2026 tillsynsbegäran.docx
+++ b/tillsyn/A 12977-2026 tillsynsbegäran.docx
@@ -274,7 +274,7 @@
     <w:r>
       <w:tab/>
       <w:tab/>
-      <w:t>2026-05-23</w:t>
+      <w:t>2026-05-24</w:t>
       <w:br/>
       <w:br/>
     </w:r>

--- a/tillsyn/A 12977-2026 tillsynsbegäran.docx
+++ b/tillsyn/A 12977-2026 tillsynsbegäran.docx
@@ -274,7 +274,7 @@
     <w:r>
       <w:tab/>
       <w:tab/>
-      <w:t>2026-05-24</w:t>
+      <w:t>2026-05-25</w:t>
       <w:br/>
       <w:br/>
     </w:r>

--- a/tillsyn/A 12977-2026 tillsynsbegäran.docx
+++ b/tillsyn/A 12977-2026 tillsynsbegäran.docx
@@ -274,7 +274,7 @@
     <w:r>
       <w:tab/>
       <w:tab/>
-      <w:t>2026-05-25</w:t>
+      <w:t>2026-05-26</w:t>
       <w:br/>
       <w:br/>
     </w:r>

--- a/tillsyn/A 12977-2026 tillsynsbegäran.docx
+++ b/tillsyn/A 12977-2026 tillsynsbegäran.docx
@@ -274,7 +274,7 @@
     <w:r>
       <w:tab/>
       <w:tab/>
-      <w:t>2026-05-26</w:t>
+      <w:t>2026-05-27</w:t>
       <w:br/>
       <w:br/>
     </w:r>

--- a/tillsyn/A 12977-2026 tillsynsbegäran.docx
+++ b/tillsyn/A 12977-2026 tillsynsbegäran.docx
@@ -274,7 +274,7 @@
     <w:r>
       <w:tab/>
       <w:tab/>
-      <w:t>2026-05-27</w:t>
+      <w:t>2026-05-28</w:t>
       <w:br/>
       <w:br/>
     </w:r>

--- a/tillsyn/A 12977-2026 tillsynsbegäran.docx
+++ b/tillsyn/A 12977-2026 tillsynsbegäran.docx
@@ -274,7 +274,7 @@
     <w:r>
       <w:tab/>
       <w:tab/>
-      <w:t>2026-05-28</w:t>
+      <w:t>2026-05-29</w:t>
       <w:br/>
       <w:br/>
     </w:r>

--- a/tillsyn/A 12977-2026 tillsynsbegäran.docx
+++ b/tillsyn/A 12977-2026 tillsynsbegäran.docx
@@ -274,7 +274,7 @@
     <w:r>
       <w:tab/>
       <w:tab/>
-      <w:t>2026-05-29</w:t>
+      <w:t>2026-05-30</w:t>
       <w:br/>
       <w:br/>
     </w:r>

--- a/tillsyn/A 12977-2026 tillsynsbegäran.docx
+++ b/tillsyn/A 12977-2026 tillsynsbegäran.docx
@@ -274,7 +274,7 @@
     <w:r>
       <w:tab/>
       <w:tab/>
-      <w:t>2026-05-30</w:t>
+      <w:t>2026-05-31</w:t>
       <w:br/>
       <w:br/>
     </w:r>

--- a/tillsyn/A 12977-2026 tillsynsbegäran.docx
+++ b/tillsyn/A 12977-2026 tillsynsbegäran.docx
@@ -274,7 +274,7 @@
     <w:r>
       <w:tab/>
       <w:tab/>
-      <w:t>2026-05-31</w:t>
+      <w:t>2026-06-01</w:t>
       <w:br/>
       <w:br/>
     </w:r>

--- a/tillsyn/A 12977-2026 tillsynsbegäran.docx
+++ b/tillsyn/A 12977-2026 tillsynsbegäran.docx
@@ -274,7 +274,7 @@
     <w:r>
       <w:tab/>
       <w:tab/>
-      <w:t>2026-06-01</w:t>
+      <w:t>2026-06-02</w:t>
       <w:br/>
       <w:br/>
     </w:r>

--- a/tillsyn/A 12977-2026 tillsynsbegäran.docx
+++ b/tillsyn/A 12977-2026 tillsynsbegäran.docx
@@ -274,7 +274,7 @@
     <w:r>
       <w:tab/>
       <w:tab/>
-      <w:t>2026-06-02</w:t>
+      <w:t>2026-06-03</w:t>
       <w:br/>
       <w:br/>
     </w:r>

--- a/tillsyn/A 12977-2026 tillsynsbegäran.docx
+++ b/tillsyn/A 12977-2026 tillsynsbegäran.docx
@@ -274,7 +274,7 @@
     <w:r>
       <w:tab/>
       <w:tab/>
-      <w:t>2026-06-03</w:t>
+      <w:t>2026-06-04</w:t>
       <w:br/>
       <w:br/>
     </w:r>

--- a/tillsyn/A 12977-2026 tillsynsbegäran.docx
+++ b/tillsyn/A 12977-2026 tillsynsbegäran.docx
@@ -274,7 +274,7 @@
     <w:r>
       <w:tab/>
       <w:tab/>
-      <w:t>2026-06-04</w:t>
+      <w:t>2026-06-05</w:t>
       <w:br/>
       <w:br/>
     </w:r>

--- a/tillsyn/A 12977-2026 tillsynsbegäran.docx
+++ b/tillsyn/A 12977-2026 tillsynsbegäran.docx
@@ -274,7 +274,7 @@
     <w:r>
       <w:tab/>
       <w:tab/>
-      <w:t>2026-06-05</w:t>
+      <w:t>2026-06-06</w:t>
       <w:br/>
       <w:br/>
     </w:r>

--- a/tillsyn/A 12977-2026 tillsynsbegäran.docx
+++ b/tillsyn/A 12977-2026 tillsynsbegäran.docx
@@ -274,7 +274,7 @@
     <w:r>
       <w:tab/>
       <w:tab/>
-      <w:t>2026-06-06</w:t>
+      <w:t>2026-06-07</w:t>
       <w:br/>
       <w:br/>
     </w:r>

--- a/tillsyn/A 12977-2026 tillsynsbegäran.docx
+++ b/tillsyn/A 12977-2026 tillsynsbegäran.docx
@@ -274,7 +274,7 @@
     <w:r>
       <w:tab/>
       <w:tab/>
-      <w:t>2026-06-07</w:t>
+      <w:t>2026-06-08</w:t>
       <w:br/>
       <w:br/>
     </w:r>

--- a/tillsyn/A 12977-2026 tillsynsbegäran.docx
+++ b/tillsyn/A 12977-2026 tillsynsbegäran.docx
@@ -274,7 +274,7 @@
     <w:r>
       <w:tab/>
       <w:tab/>
-      <w:t>2026-06-08</w:t>
+      <w:t>2026-06-09</w:t>
       <w:br/>
       <w:br/>
     </w:r>

--- a/tillsyn/A 12977-2026 tillsynsbegäran.docx
+++ b/tillsyn/A 12977-2026 tillsynsbegäran.docx
@@ -274,7 +274,7 @@
     <w:r>
       <w:tab/>
       <w:tab/>
-      <w:t>2026-06-09</w:t>
+      <w:t>2026-06-10</w:t>
       <w:br/>
       <w:br/>
     </w:r>

--- a/tillsyn/A 12977-2026 tillsynsbegäran.docx
+++ b/tillsyn/A 12977-2026 tillsynsbegäran.docx
@@ -274,7 +274,7 @@
     <w:r>
       <w:tab/>
       <w:tab/>
-      <w:t>2026-06-10</w:t>
+      <w:t>2026-06-11</w:t>
       <w:br/>
       <w:br/>
     </w:r>

--- a/tillsyn/A 12977-2026 tillsynsbegäran.docx
+++ b/tillsyn/A 12977-2026 tillsynsbegäran.docx
@@ -274,7 +274,7 @@
     <w:r>
       <w:tab/>
       <w:tab/>
-      <w:t>2026-06-11</w:t>
+      <w:t>2026-06-12</w:t>
       <w:br/>
       <w:br/>
     </w:r>

--- a/tillsyn/A 12977-2026 tillsynsbegäran.docx
+++ b/tillsyn/A 12977-2026 tillsynsbegäran.docx
@@ -274,7 +274,7 @@
     <w:r>
       <w:tab/>
       <w:tab/>
-      <w:t>2026-06-12</w:t>
+      <w:t>2026-06-13</w:t>
       <w:br/>
       <w:br/>
     </w:r>

--- a/tillsyn/A 12977-2026 tillsynsbegäran.docx
+++ b/tillsyn/A 12977-2026 tillsynsbegäran.docx
@@ -274,7 +274,7 @@
     <w:r>
       <w:tab/>
       <w:tab/>
-      <w:t>2026-06-15</w:t>
+      <w:t>2026-06-16</w:t>
       <w:br/>
       <w:br/>
     </w:r>

--- a/tillsyn/A 12977-2026 tillsynsbegäran.docx
+++ b/tillsyn/A 12977-2026 tillsynsbegäran.docx
@@ -274,7 +274,7 @@
     <w:r>
       <w:tab/>
       <w:tab/>
-      <w:t>2026-06-16</w:t>
+      <w:t>2026-06-17</w:t>
       <w:br/>
       <w:br/>
     </w:r>

--- a/tillsyn/A 12977-2026 tillsynsbegäran.docx
+++ b/tillsyn/A 12977-2026 tillsynsbegäran.docx
@@ -1,6 +1,6 @@
 
 <file path=word/document.xml><?xml version="1.0" encoding="utf-8"?>
-<w:document xmlns:wpc="http://schemas.microsoft.com/office/word/2010/wordprocessingCanvas" xmlns:cx="http://schemas.microsoft.com/office/drawing/2014/chartex" xmlns:cx1="http://schemas.microsoft.com/office/drawing/2015/9/8/chartex" xmlns:cx2="http://schemas.microsoft.com/office/drawing/2015/10/21/chartex" xmlns:cx3="http://schemas.microsoft.com/office/drawing/2016/5/9/chartex" xmlns:cx4="http://schemas.microsoft.com/office/drawing/2016/5/10/chartex" xmlns:cx5="http://schemas.microsoft.com/office/drawing/2016/5/11/chartex" xmlns:cx6="http://schemas.microsoft.com/office/drawing/2016/5/12/chartex" xmlns:cx7="http://schemas.microsoft.com/office/drawing/2016/5/13/chartex" xmlns:cx8="http://schemas.microsoft.com/office/drawing/2016/5/14/chartex" xmlns:mc="http://schemas.openxmlformats.org/markup-compatibility/2006" xmlns:aink="http://schemas.microsoft.com/office/drawing/2016/ink" xmlns:am3d="http://schemas.microsoft.com/office/drawing/2017/model3d" xmlns:o="urn:schemas-microsoft-com:office:office" xmlns:oel="http://schemas.microsoft.com/office/2019/extlst" xmlns:r="http://schemas.openxmlformats.org/officeDocument/2006/relationships" xmlns:m="http://schemas.openxmlformats.org/officeDocument/2006/math" xmlns:v="urn:schemas-microsoft-com:vml" xmlns:wp14="http://schemas.microsoft.com/office/word/2010/wordprocessingDrawing" xmlns:wp="http://schemas.openxmlformats.org/drawingml/2006/wordprocessingDrawing" xmlns:w10="urn:schemas-microsoft-com:office:word" xmlns:w="http://schemas.openxmlformats.org/wordprocessingml/2006/main" xmlns:w14="http://schemas.microsoft.com/office/word/2010/wordml" xmlns:w15="http://schemas.microsoft.com/office/word/2012/wordml" xmlns:w16cex="http://schemas.microsoft.com/office/word/2018/wordml/cex" xmlns:w16cid="http://schemas.microsoft.com/office/word/2016/wordml/cid" xmlns:w16="http://schemas.microsoft.com/office/word/2018/wordml" xmlns:w16sdtdh="http://schemas.microsoft.com/office/word/2020/wordml/sdtdatahash" xmlns:w16se="http://schemas.microsoft.com/office/word/2015/wordml/symex" xmlns:wpg="http://schemas.microsoft.com/office/word/2010/wordprocessingGroup" xmlns:wpi="http://schemas.microsoft.com/office/word/2010/wordprocessingInk" xmlns:wne="http://schemas.microsoft.com/office/word/2006/wordml" xmlns:wps="http://schemas.microsoft.com/office/word/2010/wordprocessingShape" mc:Ignorable="w14 w15 w16se w16cid w16 w16cex w16sdtdh wp14">
+<w:document xmlns:wpc="http://schemas.microsoft.com/office/word/2010/wordprocessingCanvas" xmlns:cx="http://schemas.microsoft.com/office/drawing/2014/chartex" xmlns:cx1="http://schemas.microsoft.com/office/drawing/2015/9/8/chartex" xmlns:cx2="http://schemas.microsoft.com/office/drawing/2015/10/21/chartex" xmlns:cx3="http://schemas.microsoft.com/office/drawing/2016/5/9/chartex" xmlns:cx4="http://schemas.microsoft.com/office/drawing/2016/5/10/chartex" xmlns:cx5="http://schemas.microsoft.com/office/drawing/2016/5/11/chartex" xmlns:cx6="http://schemas.microsoft.com/office/drawing/2016/5/12/chartex" xmlns:cx7="http://schemas.microsoft.com/office/drawing/2016/5/13/chartex" xmlns:cx8="http://schemas.microsoft.com/office/drawing/2016/5/14/chartex" xmlns:mc="http://schemas.openxmlformats.org/markup-compatibility/2006" xmlns:aink="http://schemas.microsoft.com/office/drawing/2016/ink" xmlns:am3d="http://schemas.microsoft.com/office/drawing/2017/model3d" xmlns:o="urn:schemas-microsoft-com:office:office" xmlns:oel="http://schemas.microsoft.com/office/2019/extlst" xmlns:r="http://schemas.openxmlformats.org/officeDocument/2006/relationships" xmlns:m="http://schemas.openxmlformats.org/officeDocument/2006/math" xmlns:v="urn:schemas-microsoft-com:vml" xmlns:wp14="http://schemas.microsoft.com/office/word/2010/wordprocessingDrawing" xmlns:wp="http://schemas.openxmlformats.org/drawingml/2006/wordprocessingDrawing" xmlns:w10="urn:schemas-microsoft-com:office:word" xmlns:w="http://schemas.openxmlformats.org/wordprocessingml/2006/main" xmlns:w14="http://schemas.microsoft.com/office/word/2010/wordml" xmlns:w15="http://schemas.microsoft.com/office/word/2012/wordml" xmlns:w16cex="http://schemas.microsoft.com/office/word/2018/wordml/cex" xmlns:w16cid="http://schemas.microsoft.com/office/word/2016/wordml/cid" xmlns:w16="http://schemas.microsoft.com/office/word/2018/wordml" xmlns:w16du="http://schemas.microsoft.com/office/word/2023/wordml/word16du" xmlns:w16sdtdh="http://schemas.microsoft.com/office/word/2020/wordml/sdtdatahash" xmlns:w16sdtfl="http://schemas.microsoft.com/office/word/2024/wordml/sdtformatlock" xmlns:w16se="http://schemas.microsoft.com/office/word/2015/wordml/symex" xmlns:wpg="http://schemas.microsoft.com/office/word/2010/wordprocessingGroup" xmlns:wpi="http://schemas.microsoft.com/office/word/2010/wordprocessingInk" xmlns:wne="http://schemas.microsoft.com/office/word/2006/wordml" xmlns:wps="http://schemas.microsoft.com/office/word/2010/wordprocessingShape" mc:Ignorable="w14 w15 w16se w16cid w16 w16cex w16sdtdh w16sdtfl w16du wp14">
   <w:body>
     <w:p>
       <w:pPr>
@@ -12,35 +12,10 @@
     </w:p>
     <w:p>
       <w:r>
-        <w:t>Detta dokument behandlar höga naturvärden i avverkningsanmälan A 12977-2026 i Timrå kommun. Denna avverkningsanmälan inkom 2026-03-11 15:46:51 och omfattar 0,5 ha.</w:t>
+        <w:t>Detta dokument behandlar höga naturvärden i avverkningsanmälan A 12977-2026 i Timrå kommun som inkom 2026-03-11 och omfattar 0,5 ha.</w:t>
       </w:r>
-    </w:p>
-    <w:p>
       <w:r>
-        <w:t>Vi begär härmed att Skogsstyrelsen fattar beslut enligt miljöbalken som säkerställer att skogens höga naturvärden bevaras samt säkerställer att EU-lagstiftning efterlevs och att artskyddsbrott förhindras. Vi önskar även ta del av de ställningstaganden och beslut som myndigheterna meddelar till följd av aktuell avverkningsanmälan och föreningens inlaga (se 34 § förvaltningslagen).</w:t>
-      </w:r>
-    </w:p>
-    <w:p>
-      <w:r>
-        <w:t>Nedan beskrivs fynd av naturvårdsarter som gjorts i det avverkningsanmälda området.</w:t>
-      </w:r>
-    </w:p>
-    <w:p>
-      <w:pPr>
-        <w:pStyle w:val="Heading1"/>
-      </w:pPr>
-      <w:r>
-        <w:t>Naturvårdsarter</w:t>
-      </w:r>
-    </w:p>
-    <w:p>
-      <w:r>
-        <w:t>I avverkningsanmälan har följande 1 naturvårdsarter hittats: ullticka (NT). Av dessa är 1 rödlistade. För rödlistade arter har rödlistekategorin angivits inom parentes.</w:t>
-      </w:r>
-    </w:p>
-    <w:p>
-      <w:r>
-        <w:t>De påträffade naturvårdsarterna är ett tydligt kvitto på att detta rör sig om en skog med höga naturvärden. I Figur 1 visas en karta över det avverkningsanmälda området, där samtliga fyndplatser för naturvårdsarter som finns registrerade på Artportalen har markerats.</w:t>
+        <w:t xml:space="preserve"> I Figur 1 visas fyndplatser för naturvårdsarter i området, som finns registrerade på Artportalen.</w:t>
       </w:r>
     </w:p>
     <w:p>
@@ -50,7 +25,7 @@
       <w:r>
         <w:drawing>
           <wp:inline xmlns:a="http://schemas.openxmlformats.org/drawingml/2006/main" xmlns:pic="http://schemas.openxmlformats.org/drawingml/2006/picture">
-            <wp:extent cx="5486400" cy="7511534"/>
+            <wp:extent cx="4345163" cy="5688000"/>
             <wp:docPr id="1" name="Picture 1"/>
             <wp:cNvGraphicFramePr>
               <a:graphicFrameLocks noChangeAspect="1"/>
@@ -71,7 +46,7 @@
                   <pic:spPr>
                     <a:xfrm>
                       <a:off x="0" y="0"/>
-                      <a:ext cx="5486400" cy="7511534"/>
+                      <a:ext cx="4345163" cy="5688000"/>
                     </a:xfrm>
                     <a:prstGeom prst="rect"/>
                   </pic:spPr>
@@ -85,9 +60,92 @@
     <w:p>
       <w:pPr>
         <w:pStyle w:val="Caption"/>
+        <w:spacing w:after="240"/>
       </w:pPr>
       <w:r>
-        <w:t>Figur 1. Fyndplatser för naturvårdsarter i det avverkningsanmälda området (röd linje). Markörer utan svart kant är placerade på fyndplatsen. Markörer med svart kant är placerade vid sidan av fyndplatsen och har ett svart streck som visar fyndplatsens exakta position. Kartans mittpunktskoordinat är N 6954945, E 604671 i SWEREF 99 TM.</w:t>
+        <w:t>Figur 1. Fyndplatser för naturvårdsarter i och inom 12 meter från avverkningsanmälan (röd linje). Inom parentes anges rödlistekategorier, S för signalarter, Tför typiska arter och fridlysningsparagrafer i artskyddsförordningen.Markörer utan svart kant är placerade på fyndplatsen. Markörer med svart kant är placerade vid sidan av fyndplatsen och har ett svart streck som visar fyndplatsens exakta position. Kartans mittpunktskoordinat är N 6954945, E 604671 i SWEREF 99 TM.</w:t>
+      </w:r>
+    </w:p>
+    <w:p>
+      <w:r>
+        <w:t>Vi begär härmed att Skogsstyrelsen fattar beslut enligt miljöbalken som säkerställer att skogens höga naturvärden bevaras samt att EU-lagstiftning efterlevs och att artskyddsbrott förhindras.</w:t>
+      </w:r>
+    </w:p>
+    <w:p>
+      <w:r>
+        <w:t>Vi önskar även ta del av de ställningstaganden och beslut som myndigheten meddelar till följd av aktuell avverkningsanmälan och föreningens inlaga (se 34 § förvaltningslagen).</w:t>
+      </w:r>
+    </w:p>
+    <w:p>
+      <w:r>
+        <w:t>Nedan beskrivs fynd av naturvårdsarter som gjorts i det avverkningsanmälda området.</w:t>
+      </w:r>
+    </w:p>
+    <w:p>
+      <w:pPr>
+        <w:pStyle w:val="Heading1"/>
+      </w:pPr>
+      <w:r>
+        <w:t>Naturvårdsarter</w:t>
+      </w:r>
+    </w:p>
+    <w:p>
+      <w:r>
+        <w:t>I och inom 12 meter från avverkningsanmälan har följande 4 naturvårdsarter hittats: gränsticka (VU, T), rosenticka (NT, T), ullticka (NT, T) och vedtrappmossa (NT, T). Av dessa är 4 rödlistade. För rödlistade arter har rödlistekategorin angivits inom parentes. Typiska arter inom Natura 2000 som är kopplade till skogsekosystem har markerats med (T).</w:t>
+      </w:r>
+    </w:p>
+    <w:p>
+      <w:r>
+        <w:t>De påträffade naturvårdsarterna är ett tydligt kvitto på att det rör sig om en skog med höga naturvärden.</w:t>
+      </w:r>
+    </w:p>
+    <w:p>
+      <w:r>
+        <w:rPr>
+          <w:b/>
+        </w:rPr>
+        <w:t>Gränsticka (VU)</w:t>
+      </w:r>
+      <w:r>
+        <w:t xml:space="preserve"> är en mycket bra signalart inom hela sitt utbredningsområde. Den är huvudsakligen knuten till restbestånd av barrnaturskog och förekommer med ett tydligt optimum i orörda eller måttligt påverkade gamla granskogar där det föreligger långvarig kontinuitet av grov död ved. Den totala populationen bedöms ha minskat och fortsätter att minska i takt med att grankontinuitetsskogar (äldre tidigare icke kalavverkade skogar) minskar i areal. Minskningstakten överstiger gränsvärdet för sårbar (VU). Lokaler som hyser arten bör undantas från skogsbruk, speciellt i mellersta och södra Sverige. Gränsticka är typisk art för </w:t>
+      </w:r>
+      <w:r>
+        <w:rPr>
+          <w:i/>
+        </w:rPr>
+        <w:t>9010 Taiga</w:t>
+      </w:r>
+      <w:r>
+        <w:t xml:space="preserve"> (SLU Artdatabanken, 2026; Nitare &amp; Skogsstyrelsen, 2019).</w:t>
+      </w:r>
+    </w:p>
+    <w:p>
+      <w:r>
+        <w:rPr>
+          <w:b/>
+        </w:rPr>
+        <w:t>Rosenticka (NT)</w:t>
+      </w:r>
+      <w:r>
+        <w:t xml:space="preserve">, rödlistad som nära hotad, ingår i en karaktäristisk association av vedsvampar som växer på gamla, grova granlågor i urskogsartade barrskogar. Den är placerad i toppen av Skogsstyrelsens värdepyramid för bedömning av skog med höga naturvärden och indikerar ett granskogsekosystem med långvarig kontinuitet av grova lågor. Artens beroende av grova granlågor innebär att alla skogsskötselåtgärder på eller i omedelbar närhet av lokalerna utgör ett hot på lång sikt. Det är angeläget att populationerna inte ytterligare glesas ut och ett tillräckligt antal områden där arten nu finns måste sparas för framtiden. Rosenticka är typisk art för </w:t>
+      </w:r>
+      <w:r>
+        <w:rPr>
+          <w:i/>
+        </w:rPr>
+        <w:t xml:space="preserve">9010 Taiga </w:t>
+      </w:r>
+      <w:r>
+        <w:t xml:space="preserve">och </w:t>
+      </w:r>
+      <w:r>
+        <w:rPr>
+          <w:i/>
+        </w:rPr>
+        <w:t>9050 Näringsrik granskog</w:t>
+      </w:r>
+      <w:r>
+        <w:t xml:space="preserve"> (Nitare &amp; Skogsstyrelsen, 2019; SLU Artdatabanken, 2024).</w:t>
       </w:r>
     </w:p>
     <w:p>
@@ -146,6 +204,26 @@
         <w:t xml:space="preserve"> (SLU Artdatabanken, 2026; Nitare &amp; Skogsstyrelsen, 2019; Miettinen &amp; Niemelä, 2018).</w:t>
       </w:r>
     </w:p>
+    <w:p>
+      <w:r>
+        <w:rPr>
+          <w:b/>
+        </w:rPr>
+        <w:t xml:space="preserve">Vedtrappmossa (NT) </w:t>
+      </w:r>
+      <w:r>
+        <w:t xml:space="preserve">växer på död ved, främst i gammal granskog. Den förekommer knappast alls i fjällnära barrskogar utan finns i skogslandskapet nedom fjällen och framför allt i landets södra delar är den en mycket bra signalart för barrnaturskog med höga naturvärden. Skogsavverkning och brist på grov död ved i skogen är de allvarligaste hoten och den överlever inte kalhyggesbruk. Lokaler med sluten granskog, tillräckligt stora för att säkerställa ett kontinuerligt tillskott på grova lågor, bör undantas från storskaligt skogsbruk. Vedtrappmossa är typisk art för </w:t>
+      </w:r>
+      <w:r>
+        <w:rPr>
+          <w:i/>
+        </w:rPr>
+        <w:t>9010 Taiga</w:t>
+      </w:r>
+      <w:r>
+        <w:t xml:space="preserve"> (SLU Artdatabanken, 2024).</w:t>
+      </w:r>
+    </w:p>
     <w:sectPr>
       <w:headerReference w:type="even" r:id="rId8"/>
       <w:headerReference w:type="default" r:id="rId9"/>
@@ -164,7 +242,7 @@
 </file>
 
 <file path=word/endnotes.xml><?xml version="1.0" encoding="utf-8"?>
-<w:endnotes xmlns:wpc="http://schemas.microsoft.com/office/word/2010/wordprocessingCanvas" xmlns:cx="http://schemas.microsoft.com/office/drawing/2014/chartex" xmlns:cx1="http://schemas.microsoft.com/office/drawing/2015/9/8/chartex" xmlns:cx2="http://schemas.microsoft.com/office/drawing/2015/10/21/chartex" xmlns:cx3="http://schemas.microsoft.com/office/drawing/2016/5/9/chartex" xmlns:cx4="http://schemas.microsoft.com/office/drawing/2016/5/10/chartex" xmlns:cx5="http://schemas.microsoft.com/office/drawing/2016/5/11/chartex" xmlns:cx6="http://schemas.microsoft.com/office/drawing/2016/5/12/chartex" xmlns:cx7="http://schemas.microsoft.com/office/drawing/2016/5/13/chartex" xmlns:cx8="http://schemas.microsoft.com/office/drawing/2016/5/14/chartex" xmlns:mc="http://schemas.openxmlformats.org/markup-compatibility/2006" xmlns:aink="http://schemas.microsoft.com/office/drawing/2016/ink" xmlns:am3d="http://schemas.microsoft.com/office/drawing/2017/model3d" xmlns:o="urn:schemas-microsoft-com:office:office" xmlns:oel="http://schemas.microsoft.com/office/2019/extlst" xmlns:r="http://schemas.openxmlformats.org/officeDocument/2006/relationships" xmlns:m="http://schemas.openxmlformats.org/officeDocument/2006/math" xmlns:v="urn:schemas-microsoft-com:vml" xmlns:wp14="http://schemas.microsoft.com/office/word/2010/wordprocessingDrawing" xmlns:wp="http://schemas.openxmlformats.org/drawingml/2006/wordprocessingDrawing" xmlns:w10="urn:schemas-microsoft-com:office:word" xmlns:w="http://schemas.openxmlformats.org/wordprocessingml/2006/main" xmlns:w14="http://schemas.microsoft.com/office/word/2010/wordml" xmlns:w15="http://schemas.microsoft.com/office/word/2012/wordml" xmlns:w16cex="http://schemas.microsoft.com/office/word/2018/wordml/cex" xmlns:w16cid="http://schemas.microsoft.com/office/word/2016/wordml/cid" xmlns:w16="http://schemas.microsoft.com/office/word/2018/wordml" xmlns:w16sdtdh="http://schemas.microsoft.com/office/word/2020/wordml/sdtdatahash" xmlns:w16se="http://schemas.microsoft.com/office/word/2015/wordml/symex" xmlns:wpg="http://schemas.microsoft.com/office/word/2010/wordprocessingGroup" xmlns:wpi="http://schemas.microsoft.com/office/word/2010/wordprocessingInk" xmlns:wne="http://schemas.microsoft.com/office/word/2006/wordml" xmlns:wps="http://schemas.microsoft.com/office/word/2010/wordprocessingShape" mc:Ignorable="w14 w15 w16se w16cid w16 w16cex w16sdtdh wp14">
+<w:endnotes xmlns:wpc="http://schemas.microsoft.com/office/word/2010/wordprocessingCanvas" xmlns:cx="http://schemas.microsoft.com/office/drawing/2014/chartex" xmlns:cx1="http://schemas.microsoft.com/office/drawing/2015/9/8/chartex" xmlns:cx2="http://schemas.microsoft.com/office/drawing/2015/10/21/chartex" xmlns:cx3="http://schemas.microsoft.com/office/drawing/2016/5/9/chartex" xmlns:cx4="http://schemas.microsoft.com/office/drawing/2016/5/10/chartex" xmlns:cx5="http://schemas.microsoft.com/office/drawing/2016/5/11/chartex" xmlns:cx6="http://schemas.microsoft.com/office/drawing/2016/5/12/chartex" xmlns:cx7="http://schemas.microsoft.com/office/drawing/2016/5/13/chartex" xmlns:cx8="http://schemas.microsoft.com/office/drawing/2016/5/14/chartex" xmlns:mc="http://schemas.openxmlformats.org/markup-compatibility/2006" xmlns:aink="http://schemas.microsoft.com/office/drawing/2016/ink" xmlns:am3d="http://schemas.microsoft.com/office/drawing/2017/model3d" xmlns:o="urn:schemas-microsoft-com:office:office" xmlns:oel="http://schemas.microsoft.com/office/2019/extlst" xmlns:r="http://schemas.openxmlformats.org/officeDocument/2006/relationships" xmlns:m="http://schemas.openxmlformats.org/officeDocument/2006/math" xmlns:v="urn:schemas-microsoft-com:vml" xmlns:wp14="http://schemas.microsoft.com/office/word/2010/wordprocessingDrawing" xmlns:wp="http://schemas.openxmlformats.org/drawingml/2006/wordprocessingDrawing" xmlns:w10="urn:schemas-microsoft-com:office:word" xmlns:w="http://schemas.openxmlformats.org/wordprocessingml/2006/main" xmlns:w14="http://schemas.microsoft.com/office/word/2010/wordml" xmlns:w15="http://schemas.microsoft.com/office/word/2012/wordml" xmlns:w16cex="http://schemas.microsoft.com/office/word/2018/wordml/cex" xmlns:w16cid="http://schemas.microsoft.com/office/word/2016/wordml/cid" xmlns:w16="http://schemas.microsoft.com/office/word/2018/wordml" xmlns:w16du="http://schemas.microsoft.com/office/word/2023/wordml/word16du" xmlns:w16sdtdh="http://schemas.microsoft.com/office/word/2020/wordml/sdtdatahash" xmlns:w16sdtfl="http://schemas.microsoft.com/office/word/2024/wordml/sdtformatlock" xmlns:w16se="http://schemas.microsoft.com/office/word/2015/wordml/symex" xmlns:wpg="http://schemas.microsoft.com/office/word/2010/wordprocessingGroup" xmlns:wpi="http://schemas.microsoft.com/office/word/2010/wordprocessingInk" xmlns:wne="http://schemas.microsoft.com/office/word/2006/wordml" xmlns:wps="http://schemas.microsoft.com/office/word/2010/wordprocessingShape" mc:Ignorable="w14 w15 w16se w16cid w16 w16cex w16sdtdh w16sdtfl w16du wp14">
   <w:endnote w:type="separator" w:id="-1">
     <w:p>
       <w:pPr>
@@ -189,7 +267,7 @@
 </file>
 
 <file path=word/footer1.xml><?xml version="1.0" encoding="utf-8"?>
-<w:ftr xmlns:wpc="http://schemas.microsoft.com/office/word/2010/wordprocessingCanvas" xmlns:cx="http://schemas.microsoft.com/office/drawing/2014/chartex" xmlns:cx1="http://schemas.microsoft.com/office/drawing/2015/9/8/chartex" xmlns:cx2="http://schemas.microsoft.com/office/drawing/2015/10/21/chartex" xmlns:cx3="http://schemas.microsoft.com/office/drawing/2016/5/9/chartex" xmlns:cx4="http://schemas.microsoft.com/office/drawing/2016/5/10/chartex" xmlns:cx5="http://schemas.microsoft.com/office/drawing/2016/5/11/chartex" xmlns:cx6="http://schemas.microsoft.com/office/drawing/2016/5/12/chartex" xmlns:cx7="http://schemas.microsoft.com/office/drawing/2016/5/13/chartex" xmlns:cx8="http://schemas.microsoft.com/office/drawing/2016/5/14/chartex" xmlns:mc="http://schemas.openxmlformats.org/markup-compatibility/2006" xmlns:aink="http://schemas.microsoft.com/office/drawing/2016/ink" xmlns:am3d="http://schemas.microsoft.com/office/drawing/2017/model3d" xmlns:o="urn:schemas-microsoft-com:office:office" xmlns:oel="http://schemas.microsoft.com/office/2019/extlst" xmlns:r="http://schemas.openxmlformats.org/officeDocument/2006/relationships" xmlns:m="http://schemas.openxmlformats.org/officeDocument/2006/math" xmlns:v="urn:schemas-microsoft-com:vml" xmlns:wp14="http://schemas.microsoft.com/office/word/2010/wordprocessingDrawing" xmlns:wp="http://schemas.openxmlformats.org/drawingml/2006/wordprocessingDrawing" xmlns:w10="urn:schemas-microsoft-com:office:word" xmlns:w="http://schemas.openxmlformats.org/wordprocessingml/2006/main" xmlns:w14="http://schemas.microsoft.com/office/word/2010/wordml" xmlns:w15="http://schemas.microsoft.com/office/word/2012/wordml" xmlns:w16cex="http://schemas.microsoft.com/office/word/2018/wordml/cex" xmlns:w16cid="http://schemas.microsoft.com/office/word/2016/wordml/cid" xmlns:w16="http://schemas.microsoft.com/office/word/2018/wordml" xmlns:w16sdtdh="http://schemas.microsoft.com/office/word/2020/wordml/sdtdatahash" xmlns:w16se="http://schemas.microsoft.com/office/word/2015/wordml/symex" xmlns:wpg="http://schemas.microsoft.com/office/word/2010/wordprocessingGroup" xmlns:wpi="http://schemas.microsoft.com/office/word/2010/wordprocessingInk" xmlns:wne="http://schemas.microsoft.com/office/word/2006/wordml" xmlns:wps="http://schemas.microsoft.com/office/word/2010/wordprocessingShape" mc:Ignorable="w14 w15 w16se w16cid w16 w16cex w16sdtdh wp14">
+<w:ftr xmlns:wpc="http://schemas.microsoft.com/office/word/2010/wordprocessingCanvas" xmlns:cx="http://schemas.microsoft.com/office/drawing/2014/chartex" xmlns:cx1="http://schemas.microsoft.com/office/drawing/2015/9/8/chartex" xmlns:cx2="http://schemas.microsoft.com/office/drawing/2015/10/21/chartex" xmlns:cx3="http://schemas.microsoft.com/office/drawing/2016/5/9/chartex" xmlns:cx4="http://schemas.microsoft.com/office/drawing/2016/5/10/chartex" xmlns:cx5="http://schemas.microsoft.com/office/drawing/2016/5/11/chartex" xmlns:cx6="http://schemas.microsoft.com/office/drawing/2016/5/12/chartex" xmlns:cx7="http://schemas.microsoft.com/office/drawing/2016/5/13/chartex" xmlns:cx8="http://schemas.microsoft.com/office/drawing/2016/5/14/chartex" xmlns:mc="http://schemas.openxmlformats.org/markup-compatibility/2006" xmlns:aink="http://schemas.microsoft.com/office/drawing/2016/ink" xmlns:am3d="http://schemas.microsoft.com/office/drawing/2017/model3d" xmlns:o="urn:schemas-microsoft-com:office:office" xmlns:oel="http://schemas.microsoft.com/office/2019/extlst" xmlns:r="http://schemas.openxmlformats.org/officeDocument/2006/relationships" xmlns:m="http://schemas.openxmlformats.org/officeDocument/2006/math" xmlns:v="urn:schemas-microsoft-com:vml" xmlns:wp14="http://schemas.microsoft.com/office/word/2010/wordprocessingDrawing" xmlns:wp="http://schemas.openxmlformats.org/drawingml/2006/wordprocessingDrawing" xmlns:w10="urn:schemas-microsoft-com:office:word" xmlns:w="http://schemas.openxmlformats.org/wordprocessingml/2006/main" xmlns:w14="http://schemas.microsoft.com/office/word/2010/wordml" xmlns:w15="http://schemas.microsoft.com/office/word/2012/wordml" xmlns:w16cex="http://schemas.microsoft.com/office/word/2018/wordml/cex" xmlns:w16cid="http://schemas.microsoft.com/office/word/2016/wordml/cid" xmlns:w16="http://schemas.microsoft.com/office/word/2018/wordml" xmlns:w16du="http://schemas.microsoft.com/office/word/2023/wordml/word16du" xmlns:w16sdtdh="http://schemas.microsoft.com/office/word/2020/wordml/sdtdatahash" xmlns:w16sdtfl="http://schemas.microsoft.com/office/word/2024/wordml/sdtformatlock" xmlns:w16se="http://schemas.microsoft.com/office/word/2015/wordml/symex" xmlns:wpg="http://schemas.microsoft.com/office/word/2010/wordprocessingGroup" xmlns:wpi="http://schemas.microsoft.com/office/word/2010/wordprocessingInk" xmlns:wne="http://schemas.microsoft.com/office/word/2006/wordml" xmlns:wps="http://schemas.microsoft.com/office/word/2010/wordprocessingShape" mc:Ignorable="w14 w15 w16se w16cid w16 w16cex w16sdtdh w16sdtfl w16du wp14">
   <w:p>
     <w:pPr>
       <w:pStyle w:val="Footer"/>
@@ -199,7 +277,7 @@
 </file>
 
 <file path=word/footer2.xml><?xml version="1.0" encoding="utf-8"?>
-<w:ftr xmlns:wpc="http://schemas.microsoft.com/office/word/2010/wordprocessingCanvas" xmlns:cx="http://schemas.microsoft.com/office/drawing/2014/chartex" xmlns:cx1="http://schemas.microsoft.com/office/drawing/2015/9/8/chartex" xmlns:cx2="http://schemas.microsoft.com/office/drawing/2015/10/21/chartex" xmlns:cx3="http://schemas.microsoft.com/office/drawing/2016/5/9/chartex" xmlns:cx4="http://schemas.microsoft.com/office/drawing/2016/5/10/chartex" xmlns:cx5="http://schemas.microsoft.com/office/drawing/2016/5/11/chartex" xmlns:cx6="http://schemas.microsoft.com/office/drawing/2016/5/12/chartex" xmlns:cx7="http://schemas.microsoft.com/office/drawing/2016/5/13/chartex" xmlns:cx8="http://schemas.microsoft.com/office/drawing/2016/5/14/chartex" xmlns:mc="http://schemas.openxmlformats.org/markup-compatibility/2006" xmlns:aink="http://schemas.microsoft.com/office/drawing/2016/ink" xmlns:am3d="http://schemas.microsoft.com/office/drawing/2017/model3d" xmlns:o="urn:schemas-microsoft-com:office:office" xmlns:oel="http://schemas.microsoft.com/office/2019/extlst" xmlns:r="http://schemas.openxmlformats.org/officeDocument/2006/relationships" xmlns:m="http://schemas.openxmlformats.org/officeDocument/2006/math" xmlns:v="urn:schemas-microsoft-com:vml" xmlns:wp14="http://schemas.microsoft.com/office/word/2010/wordprocessingDrawing" xmlns:wp="http://schemas.openxmlformats.org/drawingml/2006/wordprocessingDrawing" xmlns:w10="urn:schemas-microsoft-com:office:word" xmlns:w="http://schemas.openxmlformats.org/wordprocessingml/2006/main" xmlns:w14="http://schemas.microsoft.com/office/word/2010/wordml" xmlns:w15="http://schemas.microsoft.com/office/word/2012/wordml" xmlns:w16cex="http://schemas.microsoft.com/office/word/2018/wordml/cex" xmlns:w16cid="http://schemas.microsoft.com/office/word/2016/wordml/cid" xmlns:w16="http://schemas.microsoft.com/office/word/2018/wordml" xmlns:w16sdtdh="http://schemas.microsoft.com/office/word/2020/wordml/sdtdatahash" xmlns:w16se="http://schemas.microsoft.com/office/word/2015/wordml/symex" xmlns:wpg="http://schemas.microsoft.com/office/word/2010/wordprocessingGroup" xmlns:wpi="http://schemas.microsoft.com/office/word/2010/wordprocessingInk" xmlns:wne="http://schemas.microsoft.com/office/word/2006/wordml" xmlns:wps="http://schemas.microsoft.com/office/word/2010/wordprocessingShape" mc:Ignorable="w14 w15 w16se w16cid w16 w16cex w16sdtdh wp14">
+<w:ftr xmlns:wpc="http://schemas.microsoft.com/office/word/2010/wordprocessingCanvas" xmlns:cx="http://schemas.microsoft.com/office/drawing/2014/chartex" xmlns:cx1="http://schemas.microsoft.com/office/drawing/2015/9/8/chartex" xmlns:cx2="http://schemas.microsoft.com/office/drawing/2015/10/21/chartex" xmlns:cx3="http://schemas.microsoft.com/office/drawing/2016/5/9/chartex" xmlns:cx4="http://schemas.microsoft.com/office/drawing/2016/5/10/chartex" xmlns:cx5="http://schemas.microsoft.com/office/drawing/2016/5/11/chartex" xmlns:cx6="http://schemas.microsoft.com/office/drawing/2016/5/12/chartex" xmlns:cx7="http://schemas.microsoft.com/office/drawing/2016/5/13/chartex" xmlns:cx8="http://schemas.microsoft.com/office/drawing/2016/5/14/chartex" xmlns:mc="http://schemas.openxmlformats.org/markup-compatibility/2006" xmlns:aink="http://schemas.microsoft.com/office/drawing/2016/ink" xmlns:am3d="http://schemas.microsoft.com/office/drawing/2017/model3d" xmlns:o="urn:schemas-microsoft-com:office:office" xmlns:oel="http://schemas.microsoft.com/office/2019/extlst" xmlns:r="http://schemas.openxmlformats.org/officeDocument/2006/relationships" xmlns:m="http://schemas.openxmlformats.org/officeDocument/2006/math" xmlns:v="urn:schemas-microsoft-com:vml" xmlns:wp14="http://schemas.microsoft.com/office/word/2010/wordprocessingDrawing" xmlns:wp="http://schemas.openxmlformats.org/drawingml/2006/wordprocessingDrawing" xmlns:w10="urn:schemas-microsoft-com:office:word" xmlns:w="http://schemas.openxmlformats.org/wordprocessingml/2006/main" xmlns:w14="http://schemas.microsoft.com/office/word/2010/wordml" xmlns:w15="http://schemas.microsoft.com/office/word/2012/wordml" xmlns:w16cex="http://schemas.microsoft.com/office/word/2018/wordml/cex" xmlns:w16cid="http://schemas.microsoft.com/office/word/2016/wordml/cid" xmlns:w16="http://schemas.microsoft.com/office/word/2018/wordml" xmlns:w16du="http://schemas.microsoft.com/office/word/2023/wordml/word16du" xmlns:w16sdtdh="http://schemas.microsoft.com/office/word/2020/wordml/sdtdatahash" xmlns:w16sdtfl="http://schemas.microsoft.com/office/word/2024/wordml/sdtformatlock" xmlns:w16se="http://schemas.microsoft.com/office/word/2015/wordml/symex" xmlns:wpg="http://schemas.microsoft.com/office/word/2010/wordprocessingGroup" xmlns:wpi="http://schemas.microsoft.com/office/word/2010/wordprocessingInk" xmlns:wne="http://schemas.microsoft.com/office/word/2006/wordml" xmlns:wps="http://schemas.microsoft.com/office/word/2010/wordprocessingShape" mc:Ignorable="w14 w15 w16se w16cid w16 w16cex w16sdtdh w16sdtfl w16du wp14">
   <w:p>
     <w:pPr>
       <w:pStyle w:val="Footer"/>
@@ -209,7 +287,7 @@
 </file>
 
 <file path=word/footer3.xml><?xml version="1.0" encoding="utf-8"?>
-<w:ftr xmlns:wpc="http://schemas.microsoft.com/office/word/2010/wordprocessingCanvas" xmlns:cx="http://schemas.microsoft.com/office/drawing/2014/chartex" xmlns:cx1="http://schemas.microsoft.com/office/drawing/2015/9/8/chartex" xmlns:cx2="http://schemas.microsoft.com/office/drawing/2015/10/21/chartex" xmlns:cx3="http://schemas.microsoft.com/office/drawing/2016/5/9/chartex" xmlns:cx4="http://schemas.microsoft.com/office/drawing/2016/5/10/chartex" xmlns:cx5="http://schemas.microsoft.com/office/drawing/2016/5/11/chartex" xmlns:cx6="http://schemas.microsoft.com/office/drawing/2016/5/12/chartex" xmlns:cx7="http://schemas.microsoft.com/office/drawing/2016/5/13/chartex" xmlns:cx8="http://schemas.microsoft.com/office/drawing/2016/5/14/chartex" xmlns:mc="http://schemas.openxmlformats.org/markup-compatibility/2006" xmlns:aink="http://schemas.microsoft.com/office/drawing/2016/ink" xmlns:am3d="http://schemas.microsoft.com/office/drawing/2017/model3d" xmlns:o="urn:schemas-microsoft-com:office:office" xmlns:oel="http://schemas.microsoft.com/office/2019/extlst" xmlns:r="http://schemas.openxmlformats.org/officeDocument/2006/relationships" xmlns:m="http://schemas.openxmlformats.org/officeDocument/2006/math" xmlns:v="urn:schemas-microsoft-com:vml" xmlns:wp14="http://schemas.microsoft.com/office/word/2010/wordprocessingDrawing" xmlns:wp="http://schemas.openxmlformats.org/drawingml/2006/wordprocessingDrawing" xmlns:w10="urn:schemas-microsoft-com:office:word" xmlns:w="http://schemas.openxmlformats.org/wordprocessingml/2006/main" xmlns:w14="http://schemas.microsoft.com/office/word/2010/wordml" xmlns:w15="http://schemas.microsoft.com/office/word/2012/wordml" xmlns:w16cex="http://schemas.microsoft.com/office/word/2018/wordml/cex" xmlns:w16cid="http://schemas.microsoft.com/office/word/2016/wordml/cid" xmlns:w16="http://schemas.microsoft.com/office/word/2018/wordml" xmlns:w16sdtdh="http://schemas.microsoft.com/office/word/2020/wordml/sdtdatahash" xmlns:w16se="http://schemas.microsoft.com/office/word/2015/wordml/symex" xmlns:wpg="http://schemas.microsoft.com/office/word/2010/wordprocessingGroup" xmlns:wpi="http://schemas.microsoft.com/office/word/2010/wordprocessingInk" xmlns:wne="http://schemas.microsoft.com/office/word/2006/wordml" xmlns:wps="http://schemas.microsoft.com/office/word/2010/wordprocessingShape" mc:Ignorable="w14 w15 w16se w16cid w16 w16cex w16sdtdh wp14">
+<w:ftr xmlns:wpc="http://schemas.microsoft.com/office/word/2010/wordprocessingCanvas" xmlns:cx="http://schemas.microsoft.com/office/drawing/2014/chartex" xmlns:cx1="http://schemas.microsoft.com/office/drawing/2015/9/8/chartex" xmlns:cx2="http://schemas.microsoft.com/office/drawing/2015/10/21/chartex" xmlns:cx3="http://schemas.microsoft.com/office/drawing/2016/5/9/chartex" xmlns:cx4="http://schemas.microsoft.com/office/drawing/2016/5/10/chartex" xmlns:cx5="http://schemas.microsoft.com/office/drawing/2016/5/11/chartex" xmlns:cx6="http://schemas.microsoft.com/office/drawing/2016/5/12/chartex" xmlns:cx7="http://schemas.microsoft.com/office/drawing/2016/5/13/chartex" xmlns:cx8="http://schemas.microsoft.com/office/drawing/2016/5/14/chartex" xmlns:mc="http://schemas.openxmlformats.org/markup-compatibility/2006" xmlns:aink="http://schemas.microsoft.com/office/drawing/2016/ink" xmlns:am3d="http://schemas.microsoft.com/office/drawing/2017/model3d" xmlns:o="urn:schemas-microsoft-com:office:office" xmlns:oel="http://schemas.microsoft.com/office/2019/extlst" xmlns:r="http://schemas.openxmlformats.org/officeDocument/2006/relationships" xmlns:m="http://schemas.openxmlformats.org/officeDocument/2006/math" xmlns:v="urn:schemas-microsoft-com:vml" xmlns:wp14="http://schemas.microsoft.com/office/word/2010/wordprocessingDrawing" xmlns:wp="http://schemas.openxmlformats.org/drawingml/2006/wordprocessingDrawing" xmlns:w10="urn:schemas-microsoft-com:office:word" xmlns:w="http://schemas.openxmlformats.org/wordprocessingml/2006/main" xmlns:w14="http://schemas.microsoft.com/office/word/2010/wordml" xmlns:w15="http://schemas.microsoft.com/office/word/2012/wordml" xmlns:w16cex="http://schemas.microsoft.com/office/word/2018/wordml/cex" xmlns:w16cid="http://schemas.microsoft.com/office/word/2016/wordml/cid" xmlns:w16="http://schemas.microsoft.com/office/word/2018/wordml" xmlns:w16du="http://schemas.microsoft.com/office/word/2023/wordml/word16du" xmlns:w16sdtdh="http://schemas.microsoft.com/office/word/2020/wordml/sdtdatahash" xmlns:w16sdtfl="http://schemas.microsoft.com/office/word/2024/wordml/sdtformatlock" xmlns:w16se="http://schemas.microsoft.com/office/word/2015/wordml/symex" xmlns:wpg="http://schemas.microsoft.com/office/word/2010/wordprocessingGroup" xmlns:wpi="http://schemas.microsoft.com/office/word/2010/wordprocessingInk" xmlns:wne="http://schemas.microsoft.com/office/word/2006/wordml" xmlns:wps="http://schemas.microsoft.com/office/word/2010/wordprocessingShape" mc:Ignorable="w14 w15 w16se w16cid w16 w16cex w16sdtdh w16sdtfl w16du wp14">
   <w:p>
     <w:pPr>
       <w:pStyle w:val="Footer"/>
@@ -219,7 +297,7 @@
 </file>
 
 <file path=word/footnotes.xml><?xml version="1.0" encoding="utf-8"?>
-<w:footnotes xmlns:wpc="http://schemas.microsoft.com/office/word/2010/wordprocessingCanvas" xmlns:cx="http://schemas.microsoft.com/office/drawing/2014/chartex" xmlns:cx1="http://schemas.microsoft.com/office/drawing/2015/9/8/chartex" xmlns:cx2="http://schemas.microsoft.com/office/drawing/2015/10/21/chartex" xmlns:cx3="http://schemas.microsoft.com/office/drawing/2016/5/9/chartex" xmlns:cx4="http://schemas.microsoft.com/office/drawing/2016/5/10/chartex" xmlns:cx5="http://schemas.microsoft.com/office/drawing/2016/5/11/chartex" xmlns:cx6="http://schemas.microsoft.com/office/drawing/2016/5/12/chartex" xmlns:cx7="http://schemas.microsoft.com/office/drawing/2016/5/13/chartex" xmlns:cx8="http://schemas.microsoft.com/office/drawing/2016/5/14/chartex" xmlns:mc="http://schemas.openxmlformats.org/markup-compatibility/2006" xmlns:aink="http://schemas.microsoft.com/office/drawing/2016/ink" xmlns:am3d="http://schemas.microsoft.com/office/drawing/2017/model3d" xmlns:o="urn:schemas-microsoft-com:office:office" xmlns:oel="http://schemas.microsoft.com/office/2019/extlst" xmlns:r="http://schemas.openxmlformats.org/officeDocument/2006/relationships" xmlns:m="http://schemas.openxmlformats.org/officeDocument/2006/math" xmlns:v="urn:schemas-microsoft-com:vml" xmlns:wp14="http://schemas.microsoft.com/office/word/2010/wordprocessingDrawing" xmlns:wp="http://schemas.openxmlformats.org/drawingml/2006/wordprocessingDrawing" xmlns:w10="urn:schemas-microsoft-com:office:word" xmlns:w="http://schemas.openxmlformats.org/wordprocessingml/2006/main" xmlns:w14="http://schemas.microsoft.com/office/word/2010/wordml" xmlns:w15="http://schemas.microsoft.com/office/word/2012/wordml" xmlns:w16cex="http://schemas.microsoft.com/office/word/2018/wordml/cex" xmlns:w16cid="http://schemas.microsoft.com/office/word/2016/wordml/cid" xmlns:w16="http://schemas.microsoft.com/office/word/2018/wordml" xmlns:w16sdtdh="http://schemas.microsoft.com/office/word/2020/wordml/sdtdatahash" xmlns:w16se="http://schemas.microsoft.com/office/word/2015/wordml/symex" xmlns:wpg="http://schemas.microsoft.com/office/word/2010/wordprocessingGroup" xmlns:wpi="http://schemas.microsoft.com/office/word/2010/wordprocessingInk" xmlns:wne="http://schemas.microsoft.com/office/word/2006/wordml" xmlns:wps="http://schemas.microsoft.com/office/word/2010/wordprocessingShape" mc:Ignorable="w14 w15 w16se w16cid w16 w16cex w16sdtdh wp14">
+<w:footnotes xmlns:wpc="http://schemas.microsoft.com/office/word/2010/wordprocessingCanvas" xmlns:cx="http://schemas.microsoft.com/office/drawing/2014/chartex" xmlns:cx1="http://schemas.microsoft.com/office/drawing/2015/9/8/chartex" xmlns:cx2="http://schemas.microsoft.com/office/drawing/2015/10/21/chartex" xmlns:cx3="http://schemas.microsoft.com/office/drawing/2016/5/9/chartex" xmlns:cx4="http://schemas.microsoft.com/office/drawing/2016/5/10/chartex" xmlns:cx5="http://schemas.microsoft.com/office/drawing/2016/5/11/chartex" xmlns:cx6="http://schemas.microsoft.com/office/drawing/2016/5/12/chartex" xmlns:cx7="http://schemas.microsoft.com/office/drawing/2016/5/13/chartex" xmlns:cx8="http://schemas.microsoft.com/office/drawing/2016/5/14/chartex" xmlns:mc="http://schemas.openxmlformats.org/markup-compatibility/2006" xmlns:aink="http://schemas.microsoft.com/office/drawing/2016/ink" xmlns:am3d="http://schemas.microsoft.com/office/drawing/2017/model3d" xmlns:o="urn:schemas-microsoft-com:office:office" xmlns:oel="http://schemas.microsoft.com/office/2019/extlst" xmlns:r="http://schemas.openxmlformats.org/officeDocument/2006/relationships" xmlns:m="http://schemas.openxmlformats.org/officeDocument/2006/math" xmlns:v="urn:schemas-microsoft-com:vml" xmlns:wp14="http://schemas.microsoft.com/office/word/2010/wordprocessingDrawing" xmlns:wp="http://schemas.openxmlformats.org/drawingml/2006/wordprocessingDrawing" xmlns:w10="urn:schemas-microsoft-com:office:word" xmlns:w="http://schemas.openxmlformats.org/wordprocessingml/2006/main" xmlns:w14="http://schemas.microsoft.com/office/word/2010/wordml" xmlns:w15="http://schemas.microsoft.com/office/word/2012/wordml" xmlns:w16cex="http://schemas.microsoft.com/office/word/2018/wordml/cex" xmlns:w16cid="http://schemas.microsoft.com/office/word/2016/wordml/cid" xmlns:w16="http://schemas.microsoft.com/office/word/2018/wordml" xmlns:w16du="http://schemas.microsoft.com/office/word/2023/wordml/word16du" xmlns:w16sdtdh="http://schemas.microsoft.com/office/word/2020/wordml/sdtdatahash" xmlns:w16sdtfl="http://schemas.microsoft.com/office/word/2024/wordml/sdtformatlock" xmlns:w16se="http://schemas.microsoft.com/office/word/2015/wordml/symex" xmlns:wpg="http://schemas.microsoft.com/office/word/2010/wordprocessingGroup" xmlns:wpi="http://schemas.microsoft.com/office/word/2010/wordprocessingInk" xmlns:wne="http://schemas.microsoft.com/office/word/2006/wordml" xmlns:wps="http://schemas.microsoft.com/office/word/2010/wordprocessingShape" mc:Ignorable="w14 w15 w16se w16cid w16 w16cex w16sdtdh w16sdtfl w16du wp14">
   <w:footnote w:type="separator" w:id="-1">
     <w:p>
       <w:pPr>
@@ -244,7 +322,7 @@
 </file>
 
 <file path=word/header1.xml><?xml version="1.0" encoding="utf-8"?>
-<w:hdr xmlns:wpc="http://schemas.microsoft.com/office/word/2010/wordprocessingCanvas" xmlns:cx="http://schemas.microsoft.com/office/drawing/2014/chartex" xmlns:cx1="http://schemas.microsoft.com/office/drawing/2015/9/8/chartex" xmlns:cx2="http://schemas.microsoft.com/office/drawing/2015/10/21/chartex" xmlns:cx3="http://schemas.microsoft.com/office/drawing/2016/5/9/chartex" xmlns:cx4="http://schemas.microsoft.com/office/drawing/2016/5/10/chartex" xmlns:cx5="http://schemas.microsoft.com/office/drawing/2016/5/11/chartex" xmlns:cx6="http://schemas.microsoft.com/office/drawing/2016/5/12/chartex" xmlns:cx7="http://schemas.microsoft.com/office/drawing/2016/5/13/chartex" xmlns:cx8="http://schemas.microsoft.com/office/drawing/2016/5/14/chartex" xmlns:mc="http://schemas.openxmlformats.org/markup-compatibility/2006" xmlns:aink="http://schemas.microsoft.com/office/drawing/2016/ink" xmlns:am3d="http://schemas.microsoft.com/office/drawing/2017/model3d" xmlns:o="urn:schemas-microsoft-com:office:office" xmlns:oel="http://schemas.microsoft.com/office/2019/extlst" xmlns:r="http://schemas.openxmlformats.org/officeDocument/2006/relationships" xmlns:m="http://schemas.openxmlformats.org/officeDocument/2006/math" xmlns:v="urn:schemas-microsoft-com:vml" xmlns:wp14="http://schemas.microsoft.com/office/word/2010/wordprocessingDrawing" xmlns:wp="http://schemas.openxmlformats.org/drawingml/2006/wordprocessingDrawing" xmlns:w10="urn:schemas-microsoft-com:office:word" xmlns:w="http://schemas.openxmlformats.org/wordprocessingml/2006/main" xmlns:w14="http://schemas.microsoft.com/office/word/2010/wordml" xmlns:w15="http://schemas.microsoft.com/office/word/2012/wordml" xmlns:w16cex="http://schemas.microsoft.com/office/word/2018/wordml/cex" xmlns:w16cid="http://schemas.microsoft.com/office/word/2016/wordml/cid" xmlns:w16="http://schemas.microsoft.com/office/word/2018/wordml" xmlns:w16sdtdh="http://schemas.microsoft.com/office/word/2020/wordml/sdtdatahash" xmlns:w16se="http://schemas.microsoft.com/office/word/2015/wordml/symex" xmlns:wpg="http://schemas.microsoft.com/office/word/2010/wordprocessingGroup" xmlns:wpi="http://schemas.microsoft.com/office/word/2010/wordprocessingInk" xmlns:wne="http://schemas.microsoft.com/office/word/2006/wordml" xmlns:wps="http://schemas.microsoft.com/office/word/2010/wordprocessingShape" mc:Ignorable="w14 w15 w16se w16cid w16 w16cex w16sdtdh wp14">
+<w:hdr xmlns:wpc="http://schemas.microsoft.com/office/word/2010/wordprocessingCanvas" xmlns:cx="http://schemas.microsoft.com/office/drawing/2014/chartex" xmlns:cx1="http://schemas.microsoft.com/office/drawing/2015/9/8/chartex" xmlns:cx2="http://schemas.microsoft.com/office/drawing/2015/10/21/chartex" xmlns:cx3="http://schemas.microsoft.com/office/drawing/2016/5/9/chartex" xmlns:cx4="http://schemas.microsoft.com/office/drawing/2016/5/10/chartex" xmlns:cx5="http://schemas.microsoft.com/office/drawing/2016/5/11/chartex" xmlns:cx6="http://schemas.microsoft.com/office/drawing/2016/5/12/chartex" xmlns:cx7="http://schemas.microsoft.com/office/drawing/2016/5/13/chartex" xmlns:cx8="http://schemas.microsoft.com/office/drawing/2016/5/14/chartex" xmlns:mc="http://schemas.openxmlformats.org/markup-compatibility/2006" xmlns:aink="http://schemas.microsoft.com/office/drawing/2016/ink" xmlns:am3d="http://schemas.microsoft.com/office/drawing/2017/model3d" xmlns:o="urn:schemas-microsoft-com:office:office" xmlns:oel="http://schemas.microsoft.com/office/2019/extlst" xmlns:r="http://schemas.openxmlformats.org/officeDocument/2006/relationships" xmlns:m="http://schemas.openxmlformats.org/officeDocument/2006/math" xmlns:v="urn:schemas-microsoft-com:vml" xmlns:wp14="http://schemas.microsoft.com/office/word/2010/wordprocessingDrawing" xmlns:wp="http://schemas.openxmlformats.org/drawingml/2006/wordprocessingDrawing" xmlns:w10="urn:schemas-microsoft-com:office:word" xmlns:w="http://schemas.openxmlformats.org/wordprocessingml/2006/main" xmlns:w14="http://schemas.microsoft.com/office/word/2010/wordml" xmlns:w15="http://schemas.microsoft.com/office/word/2012/wordml" xmlns:w16cex="http://schemas.microsoft.com/office/word/2018/wordml/cex" xmlns:w16cid="http://schemas.microsoft.com/office/word/2016/wordml/cid" xmlns:w16="http://schemas.microsoft.com/office/word/2018/wordml" xmlns:w16du="http://schemas.microsoft.com/office/word/2023/wordml/word16du" xmlns:w16sdtdh="http://schemas.microsoft.com/office/word/2020/wordml/sdtdatahash" xmlns:w16sdtfl="http://schemas.microsoft.com/office/word/2024/wordml/sdtformatlock" xmlns:w16se="http://schemas.microsoft.com/office/word/2015/wordml/symex" xmlns:wpg="http://schemas.microsoft.com/office/word/2010/wordprocessingGroup" xmlns:wpi="http://schemas.microsoft.com/office/word/2010/wordprocessingInk" xmlns:wne="http://schemas.microsoft.com/office/word/2006/wordml" xmlns:wps="http://schemas.microsoft.com/office/word/2010/wordprocessingShape" mc:Ignorable="w14 w15 w16se w16cid w16 w16cex w16sdtdh w16sdtfl w16du wp14">
   <w:p>
     <w:pPr>
       <w:pStyle w:val="Header"/>
@@ -254,7 +332,7 @@
 </file>
 
 <file path=word/header2.xml><?xml version="1.0" encoding="utf-8"?>
-<w:hdr xmlns:wpc="http://schemas.microsoft.com/office/word/2010/wordprocessingCanvas" xmlns:cx="http://schemas.microsoft.com/office/drawing/2014/chartex" xmlns:cx1="http://schemas.microsoft.com/office/drawing/2015/9/8/chartex" xmlns:cx2="http://schemas.microsoft.com/office/drawing/2015/10/21/chartex" xmlns:cx3="http://schemas.microsoft.com/office/drawing/2016/5/9/chartex" xmlns:cx4="http://schemas.microsoft.com/office/drawing/2016/5/10/chartex" xmlns:cx5="http://schemas.microsoft.com/office/drawing/2016/5/11/chartex" xmlns:cx6="http://schemas.microsoft.com/office/drawing/2016/5/12/chartex" xmlns:cx7="http://schemas.microsoft.com/office/drawing/2016/5/13/chartex" xmlns:cx8="http://schemas.microsoft.com/office/drawing/2016/5/14/chartex" xmlns:mc="http://schemas.openxmlformats.org/markup-compatibility/2006" xmlns:aink="http://schemas.microsoft.com/office/drawing/2016/ink" xmlns:am3d="http://schemas.microsoft.com/office/drawing/2017/model3d" xmlns:o="urn:schemas-microsoft-com:office:office" xmlns:oel="http://schemas.microsoft.com/office/2019/extlst" xmlns:r="http://schemas.openxmlformats.org/officeDocument/2006/relationships" xmlns:m="http://schemas.openxmlformats.org/officeDocument/2006/math" xmlns:v="urn:schemas-microsoft-com:vml" xmlns:wp14="http://schemas.microsoft.com/office/word/2010/wordprocessingDrawing" xmlns:wp="http://schemas.openxmlformats.org/drawingml/2006/wordprocessingDrawing" xmlns:w10="urn:schemas-microsoft-com:office:word" xmlns:w="http://schemas.openxmlformats.org/wordprocessingml/2006/main" xmlns:w14="http://schemas.microsoft.com/office/word/2010/wordml" xmlns:w15="http://schemas.microsoft.com/office/word/2012/wordml" xmlns:w16cex="http://schemas.microsoft.com/office/word/2018/wordml/cex" xmlns:w16cid="http://schemas.microsoft.com/office/word/2016/wordml/cid" xmlns:w16="http://schemas.microsoft.com/office/word/2018/wordml" xmlns:w16sdtdh="http://schemas.microsoft.com/office/word/2020/wordml/sdtdatahash" xmlns:w16se="http://schemas.microsoft.com/office/word/2015/wordml/symex" xmlns:wpg="http://schemas.microsoft.com/office/word/2010/wordprocessingGroup" xmlns:wpi="http://schemas.microsoft.com/office/word/2010/wordprocessingInk" xmlns:wne="http://schemas.microsoft.com/office/word/2006/wordml" xmlns:wps="http://schemas.microsoft.com/office/word/2010/wordprocessingShape" mc:Ignorable="w14 w15 w16se w16cid w16 w16cex w16sdtdh wp14">
+<w:hdr xmlns:wpc="http://schemas.microsoft.com/office/word/2010/wordprocessingCanvas" xmlns:cx="http://schemas.microsoft.com/office/drawing/2014/chartex" xmlns:cx1="http://schemas.microsoft.com/office/drawing/2015/9/8/chartex" xmlns:cx2="http://schemas.microsoft.com/office/drawing/2015/10/21/chartex" xmlns:cx3="http://schemas.microsoft.com/office/drawing/2016/5/9/chartex" xmlns:cx4="http://schemas.microsoft.com/office/drawing/2016/5/10/chartex" xmlns:cx5="http://schemas.microsoft.com/office/drawing/2016/5/11/chartex" xmlns:cx6="http://schemas.microsoft.com/office/drawing/2016/5/12/chartex" xmlns:cx7="http://schemas.microsoft.com/office/drawing/2016/5/13/chartex" xmlns:cx8="http://schemas.microsoft.com/office/drawing/2016/5/14/chartex" xmlns:mc="http://schemas.openxmlformats.org/markup-compatibility/2006" xmlns:aink="http://schemas.microsoft.com/office/drawing/2016/ink" xmlns:am3d="http://schemas.microsoft.com/office/drawing/2017/model3d" xmlns:o="urn:schemas-microsoft-com:office:office" xmlns:oel="http://schemas.microsoft.com/office/2019/extlst" xmlns:r="http://schemas.openxmlformats.org/officeDocument/2006/relationships" xmlns:m="http://schemas.openxmlformats.org/officeDocument/2006/math" xmlns:v="urn:schemas-microsoft-com:vml" xmlns:wp14="http://schemas.microsoft.com/office/word/2010/wordprocessingDrawing" xmlns:wp="http://schemas.openxmlformats.org/drawingml/2006/wordprocessingDrawing" xmlns:w10="urn:schemas-microsoft-com:office:word" xmlns:w="http://schemas.openxmlformats.org/wordprocessingml/2006/main" xmlns:w14="http://schemas.microsoft.com/office/word/2010/wordml" xmlns:w15="http://schemas.microsoft.com/office/word/2012/wordml" xmlns:w16cex="http://schemas.microsoft.com/office/word/2018/wordml/cex" xmlns:w16cid="http://schemas.microsoft.com/office/word/2016/wordml/cid" xmlns:w16="http://schemas.microsoft.com/office/word/2018/wordml" xmlns:w16du="http://schemas.microsoft.com/office/word/2023/wordml/word16du" xmlns:w16sdtdh="http://schemas.microsoft.com/office/word/2020/wordml/sdtdatahash" xmlns:w16sdtfl="http://schemas.microsoft.com/office/word/2024/wordml/sdtformatlock" xmlns:w16se="http://schemas.microsoft.com/office/word/2015/wordml/symex" xmlns:wpg="http://schemas.microsoft.com/office/word/2010/wordprocessingGroup" xmlns:wpi="http://schemas.microsoft.com/office/word/2010/wordprocessingInk" xmlns:wne="http://schemas.microsoft.com/office/word/2006/wordml" xmlns:wps="http://schemas.microsoft.com/office/word/2010/wordprocessingShape" mc:Ignorable="w14 w15 w16se w16cid w16 w16cex w16sdtdh w16sdtfl w16du wp14">
   <w:p>
     <w:pPr>
       <w:pStyle w:val="Header"/>
@@ -265,7 +343,7 @@
 </file>
 
 <file path=word/header3.xml><?xml version="1.0" encoding="utf-8"?>
-<w:hdr xmlns:wpc="http://schemas.microsoft.com/office/word/2010/wordprocessingCanvas" xmlns:cx="http://schemas.microsoft.com/office/drawing/2014/chartex" xmlns:cx1="http://schemas.microsoft.com/office/drawing/2015/9/8/chartex" xmlns:cx2="http://schemas.microsoft.com/office/drawing/2015/10/21/chartex" xmlns:cx3="http://schemas.microsoft.com/office/drawing/2016/5/9/chartex" xmlns:cx4="http://schemas.microsoft.com/office/drawing/2016/5/10/chartex" xmlns:cx5="http://schemas.microsoft.com/office/drawing/2016/5/11/chartex" xmlns:cx6="http://schemas.microsoft.com/office/drawing/2016/5/12/chartex" xmlns:cx7="http://schemas.microsoft.com/office/drawing/2016/5/13/chartex" xmlns:cx8="http://schemas.microsoft.com/office/drawing/2016/5/14/chartex" xmlns:mc="http://schemas.openxmlformats.org/markup-compatibility/2006" xmlns:aink="http://schemas.microsoft.com/office/drawing/2016/ink" xmlns:am3d="http://schemas.microsoft.com/office/drawing/2017/model3d" xmlns:o="urn:schemas-microsoft-com:office:office" xmlns:oel="http://schemas.microsoft.com/office/2019/extlst" xmlns:r="http://schemas.openxmlformats.org/officeDocument/2006/relationships" xmlns:m="http://schemas.openxmlformats.org/officeDocument/2006/math" xmlns:v="urn:schemas-microsoft-com:vml" xmlns:wp14="http://schemas.microsoft.com/office/word/2010/wordprocessingDrawing" xmlns:wp="http://schemas.openxmlformats.org/drawingml/2006/wordprocessingDrawing" xmlns:w10="urn:schemas-microsoft-com:office:word" xmlns:w="http://schemas.openxmlformats.org/wordprocessingml/2006/main" xmlns:w14="http://schemas.microsoft.com/office/word/2010/wordml" xmlns:w15="http://schemas.microsoft.com/office/word/2012/wordml" xmlns:w16cex="http://schemas.microsoft.com/office/word/2018/wordml/cex" xmlns:w16cid="http://schemas.microsoft.com/office/word/2016/wordml/cid" xmlns:w16="http://schemas.microsoft.com/office/word/2018/wordml" xmlns:w16sdtdh="http://schemas.microsoft.com/office/word/2020/wordml/sdtdatahash" xmlns:w16se="http://schemas.microsoft.com/office/word/2015/wordml/symex" xmlns:wpg="http://schemas.microsoft.com/office/word/2010/wordprocessingGroup" xmlns:wpi="http://schemas.microsoft.com/office/word/2010/wordprocessingInk" xmlns:wne="http://schemas.microsoft.com/office/word/2006/wordml" xmlns:wps="http://schemas.microsoft.com/office/word/2010/wordprocessingShape" mc:Ignorable="w14 w15 w16se w16cid w16 w16cex w16sdtdh wp14">
+<w:hdr xmlns:wpc="http://schemas.microsoft.com/office/word/2010/wordprocessingCanvas" xmlns:cx="http://schemas.microsoft.com/office/drawing/2014/chartex" xmlns:cx1="http://schemas.microsoft.com/office/drawing/2015/9/8/chartex" xmlns:cx2="http://schemas.microsoft.com/office/drawing/2015/10/21/chartex" xmlns:cx3="http://schemas.microsoft.com/office/drawing/2016/5/9/chartex" xmlns:cx4="http://schemas.microsoft.com/office/drawing/2016/5/10/chartex" xmlns:cx5="http://schemas.microsoft.com/office/drawing/2016/5/11/chartex" xmlns:cx6="http://schemas.microsoft.com/office/drawing/2016/5/12/chartex" xmlns:cx7="http://schemas.microsoft.com/office/drawing/2016/5/13/chartex" xmlns:cx8="http://schemas.microsoft.com/office/drawing/2016/5/14/chartex" xmlns:mc="http://schemas.openxmlformats.org/markup-compatibility/2006" xmlns:aink="http://schemas.microsoft.com/office/drawing/2016/ink" xmlns:am3d="http://schemas.microsoft.com/office/drawing/2017/model3d" xmlns:o="urn:schemas-microsoft-com:office:office" xmlns:oel="http://schemas.microsoft.com/office/2019/extlst" xmlns:r="http://schemas.openxmlformats.org/officeDocument/2006/relationships" xmlns:m="http://schemas.openxmlformats.org/officeDocument/2006/math" xmlns:v="urn:schemas-microsoft-com:vml" xmlns:wp14="http://schemas.microsoft.com/office/word/2010/wordprocessingDrawing" xmlns:wp="http://schemas.openxmlformats.org/drawingml/2006/wordprocessingDrawing" xmlns:w10="urn:schemas-microsoft-com:office:word" xmlns:w="http://schemas.openxmlformats.org/wordprocessingml/2006/main" xmlns:w14="http://schemas.microsoft.com/office/word/2010/wordml" xmlns:w15="http://schemas.microsoft.com/office/word/2012/wordml" xmlns:w16cex="http://schemas.microsoft.com/office/word/2018/wordml/cex" xmlns:w16cid="http://schemas.microsoft.com/office/word/2016/wordml/cid" xmlns:w16="http://schemas.microsoft.com/office/word/2018/wordml" xmlns:w16du="http://schemas.microsoft.com/office/word/2023/wordml/word16du" xmlns:w16sdtdh="http://schemas.microsoft.com/office/word/2020/wordml/sdtdatahash" xmlns:w16sdtfl="http://schemas.microsoft.com/office/word/2024/wordml/sdtformatlock" xmlns:w16se="http://schemas.microsoft.com/office/word/2015/wordml/symex" xmlns:wpg="http://schemas.microsoft.com/office/word/2010/wordprocessingGroup" xmlns:wpi="http://schemas.microsoft.com/office/word/2010/wordprocessingInk" xmlns:wne="http://schemas.microsoft.com/office/word/2006/wordml" xmlns:wps="http://schemas.microsoft.com/office/word/2010/wordprocessingShape" mc:Ignorable="w14 w15 w16se w16cid w16 w16cex w16sdtdh w16sdtfl w16du wp14">
   <w:p>
     <w:pPr>
       <w:pStyle w:val="Header"/>
@@ -274,7 +352,7 @@
     <w:r>
       <w:tab/>
       <w:tab/>
-      <w:t>2026-06-17</w:t>
+      <w:t>2026-06-18</w:t>
       <w:br/>
       <w:br/>
     </w:r>
@@ -287,7 +365,7 @@
 </file>
 
 <file path=word/numbering.xml><?xml version="1.0" encoding="utf-8"?>
-<w:numbering xmlns:wpc="http://schemas.microsoft.com/office/word/2010/wordprocessingCanvas" xmlns:cx="http://schemas.microsoft.com/office/drawing/2014/chartex" xmlns:cx1="http://schemas.microsoft.com/office/drawing/2015/9/8/chartex" xmlns:cx2="http://schemas.microsoft.com/office/drawing/2015/10/21/chartex" xmlns:cx3="http://schemas.microsoft.com/office/drawing/2016/5/9/chartex" xmlns:cx4="http://schemas.microsoft.com/office/drawing/2016/5/10/chartex" xmlns:cx5="http://schemas.microsoft.com/office/drawing/2016/5/11/chartex" xmlns:cx6="http://schemas.microsoft.com/office/drawing/2016/5/12/chartex" xmlns:cx7="http://schemas.microsoft.com/office/drawing/2016/5/13/chartex" xmlns:cx8="http://schemas.microsoft.com/office/drawing/2016/5/14/chartex" xmlns:mc="http://schemas.openxmlformats.org/markup-compatibility/2006" xmlns:aink="http://schemas.microsoft.com/office/drawing/2016/ink" xmlns:am3d="http://schemas.microsoft.com/office/drawing/2017/model3d" xmlns:o="urn:schemas-microsoft-com:office:office" xmlns:oel="http://schemas.microsoft.com/office/2019/extlst" xmlns:r="http://schemas.openxmlformats.org/officeDocument/2006/relationships" xmlns:m="http://schemas.openxmlformats.org/officeDocument/2006/math" xmlns:v="urn:schemas-microsoft-com:vml" xmlns:wp14="http://schemas.microsoft.com/office/word/2010/wordprocessingDrawing" xmlns:wp="http://schemas.openxmlformats.org/drawingml/2006/wordprocessingDrawing" xmlns:w10="urn:schemas-microsoft-com:office:word" xmlns:w="http://schemas.openxmlformats.org/wordprocessingml/2006/main" xmlns:w14="http://schemas.microsoft.com/office/word/2010/wordml" xmlns:w15="http://schemas.microsoft.com/office/word/2012/wordml" xmlns:w16cex="http://schemas.microsoft.com/office/word/2018/wordml/cex" xmlns:w16cid="http://schemas.microsoft.com/office/word/2016/wordml/cid" xmlns:w16="http://schemas.microsoft.com/office/word/2018/wordml" xmlns:w16sdtdh="http://schemas.microsoft.com/office/word/2020/wordml/sdtdatahash" xmlns:w16se="http://schemas.microsoft.com/office/word/2015/wordml/symex" xmlns:wpg="http://schemas.microsoft.com/office/word/2010/wordprocessingGroup" xmlns:wpi="http://schemas.microsoft.com/office/word/2010/wordprocessingInk" xmlns:wne="http://schemas.microsoft.com/office/word/2006/wordml" xmlns:wps="http://schemas.microsoft.com/office/word/2010/wordprocessingShape" mc:Ignorable="w14 w15 w16se w16cid w16 w16cex w16sdtdh wp14">
+<w:numbering xmlns:wpc="http://schemas.microsoft.com/office/word/2010/wordprocessingCanvas" xmlns:cx="http://schemas.microsoft.com/office/drawing/2014/chartex" xmlns:cx1="http://schemas.microsoft.com/office/drawing/2015/9/8/chartex" xmlns:cx2="http://schemas.microsoft.com/office/drawing/2015/10/21/chartex" xmlns:cx3="http://schemas.microsoft.com/office/drawing/2016/5/9/chartex" xmlns:cx4="http://schemas.microsoft.com/office/drawing/2016/5/10/chartex" xmlns:cx5="http://schemas.microsoft.com/office/drawing/2016/5/11/chartex" xmlns:cx6="http://schemas.microsoft.com/office/drawing/2016/5/12/chartex" xmlns:cx7="http://schemas.microsoft.com/office/drawing/2016/5/13/chartex" xmlns:cx8="http://schemas.microsoft.com/office/drawing/2016/5/14/chartex" xmlns:mc="http://schemas.openxmlformats.org/markup-compatibility/2006" xmlns:aink="http://schemas.microsoft.com/office/drawing/2016/ink" xmlns:am3d="http://schemas.microsoft.com/office/drawing/2017/model3d" xmlns:o="urn:schemas-microsoft-com:office:office" xmlns:oel="http://schemas.microsoft.com/office/2019/extlst" xmlns:r="http://schemas.openxmlformats.org/officeDocument/2006/relationships" xmlns:m="http://schemas.openxmlformats.org/officeDocument/2006/math" xmlns:v="urn:schemas-microsoft-com:vml" xmlns:wp14="http://schemas.microsoft.com/office/word/2010/wordprocessingDrawing" xmlns:wp="http://schemas.openxmlformats.org/drawingml/2006/wordprocessingDrawing" xmlns:w10="urn:schemas-microsoft-com:office:word" xmlns:w="http://schemas.openxmlformats.org/wordprocessingml/2006/main" xmlns:w14="http://schemas.microsoft.com/office/word/2010/wordml" xmlns:w15="http://schemas.microsoft.com/office/word/2012/wordml" xmlns:w16cex="http://schemas.microsoft.com/office/word/2018/wordml/cex" xmlns:w16cid="http://schemas.microsoft.com/office/word/2016/wordml/cid" xmlns:w16="http://schemas.microsoft.com/office/word/2018/wordml" xmlns:w16du="http://schemas.microsoft.com/office/word/2023/wordml/word16du" xmlns:w16sdtdh="http://schemas.microsoft.com/office/word/2020/wordml/sdtdatahash" xmlns:w16sdtfl="http://schemas.microsoft.com/office/word/2024/wordml/sdtformatlock" xmlns:w16se="http://schemas.microsoft.com/office/word/2015/wordml/symex" xmlns:wpg="http://schemas.microsoft.com/office/word/2010/wordprocessingGroup" xmlns:wpi="http://schemas.microsoft.com/office/word/2010/wordprocessingInk" xmlns:wne="http://schemas.microsoft.com/office/word/2006/wordml" xmlns:wps="http://schemas.microsoft.com/office/word/2010/wordprocessingShape" mc:Ignorable="w14 w15 w16se w16cid w16 w16cex w16sdtdh w16sdtfl w16du wp14">
   <w:abstractNum w:abstractNumId="0" w15:restartNumberingAfterBreak="0">
     <w:nsid w:val="FFFFFF7C"/>
     <w:multiLevelType w:val="singleLevel"/>
@@ -490,7 +568,7 @@
 </file>
 
 <file path=word/styles.xml><?xml version="1.0" encoding="utf-8"?>
-<w:styles xmlns:mc="http://schemas.openxmlformats.org/markup-compatibility/2006" xmlns:r="http://schemas.openxmlformats.org/officeDocument/2006/relationships" xmlns:w="http://schemas.openxmlformats.org/wordprocessingml/2006/main" xmlns:w14="http://schemas.microsoft.com/office/word/2010/wordml" xmlns:w15="http://schemas.microsoft.com/office/word/2012/wordml" xmlns:w16cex="http://schemas.microsoft.com/office/word/2018/wordml/cex" xmlns:w16cid="http://schemas.microsoft.com/office/word/2016/wordml/cid" xmlns:w16="http://schemas.microsoft.com/office/word/2018/wordml" xmlns:w16sdtdh="http://schemas.microsoft.com/office/word/2020/wordml/sdtdatahash" xmlns:w16se="http://schemas.microsoft.com/office/word/2015/wordml/symex" mc:Ignorable="w14 w15 w16se w16cid w16 w16cex w16sdtdh">
+<w:styles xmlns:mc="http://schemas.openxmlformats.org/markup-compatibility/2006" xmlns:r="http://schemas.openxmlformats.org/officeDocument/2006/relationships" xmlns:w="http://schemas.openxmlformats.org/wordprocessingml/2006/main" xmlns:w14="http://schemas.microsoft.com/office/word/2010/wordml" xmlns:w15="http://schemas.microsoft.com/office/word/2012/wordml" xmlns:w16cex="http://schemas.microsoft.com/office/word/2018/wordml/cex" xmlns:w16cid="http://schemas.microsoft.com/office/word/2016/wordml/cid" xmlns:w16="http://schemas.microsoft.com/office/word/2018/wordml" xmlns:w16du="http://schemas.microsoft.com/office/word/2023/wordml/word16du" xmlns:w16sdtdh="http://schemas.microsoft.com/office/word/2020/wordml/sdtdatahash" xmlns:w16sdtfl="http://schemas.microsoft.com/office/word/2024/wordml/sdtformatlock" xmlns:w16se="http://schemas.microsoft.com/office/word/2015/wordml/symex" mc:Ignorable="w14 w15 w16se w16cid w16 w16cex w16sdtdh w16sdtfl w16du">
   <w:docDefaults>
     <w:rPrDefault>
       <w:rPr>
@@ -1248,7 +1326,7 @@
     <w:link w:val="TitleChar"/>
     <w:uiPriority w:val="10"/>
     <w:qFormat/>
-    <w:rsid w:val="007106C8"/>
+    <w:rsid w:val="00E854FA"/>
     <w:pPr>
       <w:spacing w:after="300" w:line="240" w:lineRule="auto"/>
       <w:contextualSpacing/>
@@ -1258,7 +1336,7 @@
       <w:rFonts w:eastAsiaTheme="majorEastAsia" w:cstheme="majorBidi"/>
       <w:spacing w:val="5"/>
       <w:kern w:val="28"/>
-      <w:sz w:val="52"/>
+      <w:sz w:val="40"/>
       <w:szCs w:val="52"/>
       <w:lang w:val="sv-SE" w:eastAsia="en-US" w:bidi="ar-SA"/>
     </w:rPr>
@@ -1268,12 +1346,12 @@
     <w:basedOn w:val="DefaultParagraphFont"/>
     <w:link w:val="Title"/>
     <w:uiPriority w:val="10"/>
-    <w:rsid w:val="007106C8"/>
+    <w:rsid w:val="00E854FA"/>
     <w:rPr>
       <w:rFonts w:ascii="Times New Roman" w:eastAsiaTheme="majorEastAsia" w:hAnsi="Times New Roman" w:cstheme="majorBidi"/>
       <w:spacing w:val="5"/>
       <w:kern w:val="28"/>
-      <w:sz w:val="52"/>
+      <w:sz w:val="40"/>
       <w:szCs w:val="52"/>
       <w:lang w:val="sv-SE" w:eastAsia="en-US" w:bidi="ar-SA"/>
     </w:rPr>

--- a/tillsyn/A 12977-2026 tillsynsbegäran.docx
+++ b/tillsyn/A 12977-2026 tillsynsbegäran.docx
@@ -352,7 +352,7 @@
     <w:r>
       <w:tab/>
       <w:tab/>
-      <w:t>2026-06-18</w:t>
+      <w:t>2026-06-19</w:t>
       <w:br/>
       <w:br/>
     </w:r>

--- a/tillsyn/A 12977-2026 tillsynsbegäran.docx
+++ b/tillsyn/A 12977-2026 tillsynsbegäran.docx
@@ -352,7 +352,7 @@
     <w:r>
       <w:tab/>
       <w:tab/>
-      <w:t>2026-06-19</w:t>
+      <w:t>2026-06-20</w:t>
       <w:br/>
       <w:br/>
     </w:r>

--- a/tillsyn/A 12977-2026 tillsynsbegäran.docx
+++ b/tillsyn/A 12977-2026 tillsynsbegäran.docx
@@ -12,10 +12,7 @@
     </w:p>
     <w:p>
       <w:r>
-        <w:t>Detta dokument behandlar höga naturvärden i avverkningsanmälan A 12977-2026 i Timrå kommun som inkom 2026-03-11 och omfattar 0,5 ha.</w:t>
-      </w:r>
-      <w:r>
-        <w:t xml:space="preserve"> I Figur 1 visas fyndplatser för naturvårdsarter i området, som finns registrerade på Artportalen.</w:t>
+        <w:t>Denna tillsynsbegäran behandlar höga naturvärden i avverkningsanmälan A 12977-2026 i Timrå kommun som inkom 2026-03-11 och omfattar 0,5 ha.</w:t>
       </w:r>
     </w:p>
     <w:p>
@@ -25,7 +22,7 @@
       <w:r>
         <w:drawing>
           <wp:inline xmlns:a="http://schemas.openxmlformats.org/drawingml/2006/main" xmlns:pic="http://schemas.openxmlformats.org/drawingml/2006/picture">
-            <wp:extent cx="4345163" cy="5688000"/>
+            <wp:extent cx="4372664" cy="5724000"/>
             <wp:docPr id="1" name="Picture 1"/>
             <wp:cNvGraphicFramePr>
               <a:graphicFrameLocks noChangeAspect="1"/>
@@ -46,7 +43,7 @@
                   <pic:spPr>
                     <a:xfrm>
                       <a:off x="0" y="0"/>
-                      <a:ext cx="4345163" cy="5688000"/>
+                      <a:ext cx="4372664" cy="5724000"/>
                     </a:xfrm>
                     <a:prstGeom prst="rect"/>
                   </pic:spPr>
@@ -63,7 +60,20 @@
         <w:spacing w:after="240"/>
       </w:pPr>
       <w:r>
-        <w:t>Figur 1. Fyndplatser för naturvårdsarter i och inom 12 meter från avverkningsanmälan (röd linje). Inom parentes anges rödlistekategorier, S för signalarter, Tför typiska arter och fridlysningsparagrafer i artskyddsförordningen.Markörer utan svart kant är placerade på fyndplatsen. Markörer med svart kant är placerade vid sidan av fyndplatsen och har ett svart streck som visar fyndplatsens exakta position. Kartans mittpunktskoordinat är N 6954945, E 604671 i SWEREF 99 TM.</w:t>
+        <w:t>Figur 1. Fyndplatser för naturvårdsarter i och inom 12 meter från avverkningsanmälan. Markörer utan svart kant är placerade på fyndplatsen. Markörer med svart kant är placerade vid sidan av fyndplatsen har ett svart streck som visar fyndplatsens exakta position. Kartans mittpunktskoordinat är N 6954945, E 604671 i SWEREF 99 TM.</w:t>
+      </w:r>
+    </w:p>
+    <w:p>
+      <w:r>
+        <w:t>I och inom 12 meter från avverkningsanmälan finns fynd av 4 naturvårdsarter, varav 4 är rödlistade och 4 är typiska (T): gränsticka (VU, T), rosenticka (NT, T), ullticka (NT, T) och vedtrappmossa (NT, T). Se Figur 1.</w:t>
+      </w:r>
+    </w:p>
+    <w:p>
+      <w:pPr>
+        <w:pStyle w:val="Heading1"/>
+      </w:pPr>
+      <w:r>
+        <w:t>Tillsynsbegäran</w:t>
       </w:r>
     </w:p>
     <w:p>
@@ -77,26 +87,16 @@
       </w:r>
     </w:p>
     <w:p>
-      <w:r>
-        <w:t>Nedan beskrivs fynd av naturvårdsarter som gjorts i det avverkningsanmälda området.</w:t>
-      </w:r>
-    </w:p>
-    <w:p>
       <w:pPr>
         <w:pStyle w:val="Heading1"/>
       </w:pPr>
       <w:r>
-        <w:t>Naturvårdsarter</w:t>
+        <w:t>Naturvårdsarter och fridlysta arter</w:t>
       </w:r>
     </w:p>
     <w:p>
       <w:r>
-        <w:t>I och inom 12 meter från avverkningsanmälan har följande 4 naturvårdsarter hittats: gränsticka (VU, T), rosenticka (NT, T), ullticka (NT, T) och vedtrappmossa (NT, T). Av dessa är 4 rödlistade. För rödlistade arter har rödlistekategorin angivits inom parentes. Typiska arter inom Natura 2000 som är kopplade till skogsekosystem har markerats med (T).</w:t>
-      </w:r>
-    </w:p>
-    <w:p>
-      <w:r>
-        <w:t>De påträffade naturvårdsarterna är ett tydligt kvitto på att det rör sig om en skog med höga naturvärden.</w:t>
+        <w:t>Nedan följer beskrivningar av de naturvårdsarter och fridlysta arter som har sina livsmiljöer och växtplatser i den avverkningsanmälda skogen. De påträffade naturvårdsarterna är ett tydligt kvitto på att det rör sig om en skog med höga naturvärden.</w:t>
       </w:r>
     </w:p>
     <w:p>
@@ -352,7 +352,7 @@
     <w:r>
       <w:tab/>
       <w:tab/>
-      <w:t>2026-06-20</w:t>
+      <w:t>2026-06-21</w:t>
       <w:br/>
       <w:br/>
     </w:r>

--- a/tillsyn/A 12977-2026 tillsynsbegäran.docx
+++ b/tillsyn/A 12977-2026 tillsynsbegäran.docx
@@ -352,7 +352,7 @@
     <w:r>
       <w:tab/>
       <w:tab/>
-      <w:t>2026-06-21</w:t>
+      <w:t>2026-06-22</w:t>
       <w:br/>
       <w:br/>
     </w:r>

--- a/tillsyn/A 12977-2026 tillsynsbegäran.docx
+++ b/tillsyn/A 12977-2026 tillsynsbegäran.docx
@@ -352,7 +352,7 @@
     <w:r>
       <w:tab/>
       <w:tab/>
-      <w:t>2026-06-22</w:t>
+      <w:t>2026-06-23</w:t>
       <w:br/>
       <w:br/>
     </w:r>

--- a/tillsyn/A 12977-2026 tillsynsbegäran.docx
+++ b/tillsyn/A 12977-2026 tillsynsbegäran.docx
@@ -352,7 +352,7 @@
     <w:r>
       <w:tab/>
       <w:tab/>
-      <w:t>2026-06-23</w:t>
+      <w:t>2026-06-24</w:t>
       <w:br/>
       <w:br/>
     </w:r>

--- a/tillsyn/A 12977-2026 tillsynsbegäran.docx
+++ b/tillsyn/A 12977-2026 tillsynsbegäran.docx
@@ -352,7 +352,7 @@
     <w:r>
       <w:tab/>
       <w:tab/>
-      <w:t>2026-06-24</w:t>
+      <w:t>2026-06-25</w:t>
       <w:br/>
       <w:br/>
     </w:r>

--- a/tillsyn/A 12977-2026 tillsynsbegäran.docx
+++ b/tillsyn/A 12977-2026 tillsynsbegäran.docx
@@ -352,7 +352,7 @@
     <w:r>
       <w:tab/>
       <w:tab/>
-      <w:t>2026-06-25</w:t>
+      <w:t>2026-06-26</w:t>
       <w:br/>
       <w:br/>
     </w:r>

--- a/tillsyn/A 12977-2026 tillsynsbegäran.docx
+++ b/tillsyn/A 12977-2026 tillsynsbegäran.docx
@@ -352,7 +352,7 @@
     <w:r>
       <w:tab/>
       <w:tab/>
-      <w:t>2026-06-26</w:t>
+      <w:t>2026-06-27</w:t>
       <w:br/>
       <w:br/>
     </w:r>

--- a/tillsyn/A 12977-2026 tillsynsbegäran.docx
+++ b/tillsyn/A 12977-2026 tillsynsbegäran.docx
@@ -352,7 +352,7 @@
     <w:r>
       <w:tab/>
       <w:tab/>
-      <w:t>2026-06-27</w:t>
+      <w:t>2026-06-28</w:t>
       <w:br/>
       <w:br/>
     </w:r>

--- a/tillsyn/A 12977-2026 tillsynsbegäran.docx
+++ b/tillsyn/A 12977-2026 tillsynsbegäran.docx
@@ -352,7 +352,7 @@
     <w:r>
       <w:tab/>
       <w:tab/>
-      <w:t>2026-06-28</w:t>
+      <w:t>2026-06-29</w:t>
       <w:br/>
       <w:br/>
     </w:r>

--- a/tillsyn/A 12977-2026 tillsynsbegäran.docx
+++ b/tillsyn/A 12977-2026 tillsynsbegäran.docx
@@ -352,7 +352,7 @@
     <w:r>
       <w:tab/>
       <w:tab/>
-      <w:t>2026-06-29</w:t>
+      <w:t>2026-06-30</w:t>
       <w:br/>
       <w:br/>
     </w:r>

--- a/tillsyn/A 12977-2026 tillsynsbegäran.docx
+++ b/tillsyn/A 12977-2026 tillsynsbegäran.docx
@@ -352,7 +352,7 @@
     <w:r>
       <w:tab/>
       <w:tab/>
-      <w:t>2026-06-30</w:t>
+      <w:t>2026-07-01</w:t>
       <w:br/>
       <w:br/>
     </w:r>

--- a/tillsyn/A 12977-2026 tillsynsbegäran.docx
+++ b/tillsyn/A 12977-2026 tillsynsbegäran.docx
@@ -352,7 +352,7 @@
     <w:r>
       <w:tab/>
       <w:tab/>
-      <w:t>2026-07-01</w:t>
+      <w:t>2026-07-02</w:t>
       <w:br/>
       <w:br/>
     </w:r>

--- a/tillsyn/A 12977-2026 tillsynsbegäran.docx
+++ b/tillsyn/A 12977-2026 tillsynsbegäran.docx
@@ -352,7 +352,7 @@
     <w:r>
       <w:tab/>
       <w:tab/>
-      <w:t>2026-07-13</w:t>
+      <w:t>2026-07-14</w:t>
       <w:br/>
       <w:br/>
     </w:r>

--- a/tillsyn/A 12977-2026 tillsynsbegäran.docx
+++ b/tillsyn/A 12977-2026 tillsynsbegäran.docx
@@ -352,7 +352,7 @@
     <w:r>
       <w:tab/>
       <w:tab/>
-      <w:t>2026-07-14</w:t>
+      <w:t>2026-07-15</w:t>
       <w:br/>
       <w:br/>
     </w:r>

--- a/tillsyn/A 12977-2026 tillsynsbegäran.docx
+++ b/tillsyn/A 12977-2026 tillsynsbegäran.docx
@@ -352,7 +352,7 @@
     <w:r>
       <w:tab/>
       <w:tab/>
-      <w:t>2026-07-15</w:t>
+      <w:t>2026-07-16</w:t>
       <w:br/>
       <w:br/>
     </w:r>

--- a/tillsyn/A 12977-2026 tillsynsbegäran.docx
+++ b/tillsyn/A 12977-2026 tillsynsbegäran.docx
@@ -352,7 +352,7 @@
     <w:r>
       <w:tab/>
       <w:tab/>
-      <w:t>2026-07-16</w:t>
+      <w:t>2026-07-17</w:t>
       <w:br/>
       <w:br/>
     </w:r>

--- a/tillsyn/A 12977-2026 tillsynsbegäran.docx
+++ b/tillsyn/A 12977-2026 tillsynsbegäran.docx
@@ -352,7 +352,7 @@
     <w:r>
       <w:tab/>
       <w:tab/>
-      <w:t>2026-07-17</w:t>
+      <w:t>2026-07-18</w:t>
       <w:br/>
       <w:br/>
     </w:r>

--- a/tillsyn/A 12977-2026 tillsynsbegäran.docx
+++ b/tillsyn/A 12977-2026 tillsynsbegäran.docx
@@ -352,7 +352,7 @@
     <w:r>
       <w:tab/>
       <w:tab/>
-      <w:t>2026-07-18</w:t>
+      <w:t>2026-07-19</w:t>
       <w:br/>
       <w:br/>
     </w:r>

--- a/tillsyn/A 12977-2026 tillsynsbegäran.docx
+++ b/tillsyn/A 12977-2026 tillsynsbegäran.docx
@@ -352,7 +352,7 @@
     <w:r>
       <w:tab/>
       <w:tab/>
-      <w:t>2026-07-19</w:t>
+      <w:t>2026-07-20</w:t>
       <w:br/>
       <w:br/>
     </w:r>

--- a/tillsyn/A 12977-2026 tillsynsbegäran.docx
+++ b/tillsyn/A 12977-2026 tillsynsbegäran.docx
@@ -352,7 +352,7 @@
     <w:r>
       <w:tab/>
       <w:tab/>
-      <w:t>2026-07-20</w:t>
+      <w:t>2026-07-21</w:t>
       <w:br/>
       <w:br/>
     </w:r>

--- a/tillsyn/A 12977-2026 tillsynsbegäran.docx
+++ b/tillsyn/A 12977-2026 tillsynsbegäran.docx
@@ -352,7 +352,7 @@
     <w:r>
       <w:tab/>
       <w:tab/>
-      <w:t>2026-07-21</w:t>
+      <w:t>2026-07-22</w:t>
       <w:br/>
       <w:br/>
     </w:r>

--- a/tillsyn/A 12977-2026 tillsynsbegäran.docx
+++ b/tillsyn/A 12977-2026 tillsynsbegäran.docx
@@ -352,7 +352,7 @@
     <w:r>
       <w:tab/>
       <w:tab/>
-      <w:t>2026-07-22</w:t>
+      <w:t>2026-07-23</w:t>
       <w:br/>
       <w:br/>
     </w:r>

--- a/tillsyn/A 12977-2026 tillsynsbegäran.docx
+++ b/tillsyn/A 12977-2026 tillsynsbegäran.docx
@@ -352,7 +352,7 @@
     <w:r>
       <w:tab/>
       <w:tab/>
-      <w:t>2026-07-23</w:t>
+      <w:t>2026-07-24</w:t>
       <w:br/>
       <w:br/>
     </w:r>

--- a/tillsyn/A 12977-2026 tillsynsbegäran.docx
+++ b/tillsyn/A 12977-2026 tillsynsbegäran.docx
@@ -352,7 +352,7 @@
     <w:r>
       <w:tab/>
       <w:tab/>
-      <w:t>2026-07-24</w:t>
+      <w:t>2026-07-25</w:t>
       <w:br/>
       <w:br/>
     </w:r>

--- a/tillsyn/A 12977-2026 tillsynsbegäran.docx
+++ b/tillsyn/A 12977-2026 tillsynsbegäran.docx
@@ -352,7 +352,7 @@
     <w:r>
       <w:tab/>
       <w:tab/>
-      <w:t>2026-07-25</w:t>
+      <w:t>2026-07-26</w:t>
       <w:br/>
       <w:br/>
     </w:r>

--- a/tillsyn/A 12977-2026 tillsynsbegäran.docx
+++ b/tillsyn/A 12977-2026 tillsynsbegäran.docx
@@ -352,7 +352,7 @@
     <w:r>
       <w:tab/>
       <w:tab/>
-      <w:t>2026-07-26</w:t>
+      <w:t>2026-07-27</w:t>
       <w:br/>
       <w:br/>
     </w:r>

--- a/tillsyn/A 12977-2026 tillsynsbegäran.docx
+++ b/tillsyn/A 12977-2026 tillsynsbegäran.docx
@@ -352,7 +352,7 @@
     <w:r>
       <w:tab/>
       <w:tab/>
-      <w:t>2026-07-27</w:t>
+      <w:t>2026-07-28</w:t>
       <w:br/>
       <w:br/>
     </w:r>

--- a/tillsyn/A 12977-2026 tillsynsbegäran.docx
+++ b/tillsyn/A 12977-2026 tillsynsbegäran.docx
@@ -352,7 +352,7 @@
     <w:r>
       <w:tab/>
       <w:tab/>
-      <w:t>2026-07-28</w:t>
+      <w:t>2026-07-29</w:t>
       <w:br/>
       <w:br/>
     </w:r>

--- a/tillsyn/A 12977-2026 tillsynsbegäran.docx
+++ b/tillsyn/A 12977-2026 tillsynsbegäran.docx
@@ -352,7 +352,7 @@
     <w:r>
       <w:tab/>
       <w:tab/>
-      <w:t>2026-07-29</w:t>
+      <w:t>2026-07-30</w:t>
       <w:br/>
       <w:br/>
     </w:r>

--- a/tillsyn/A 12977-2026 tillsynsbegäran.docx
+++ b/tillsyn/A 12977-2026 tillsynsbegäran.docx
@@ -352,7 +352,7 @@
     <w:r>
       <w:tab/>
       <w:tab/>
-      <w:t>2026-07-30</w:t>
+      <w:t>2026-07-31</w:t>
       <w:br/>
       <w:br/>
     </w:r>

--- a/tillsyn/A 12977-2026 tillsynsbegäran.docx
+++ b/tillsyn/A 12977-2026 tillsynsbegäran.docx
@@ -352,7 +352,7 @@
     <w:r>
       <w:tab/>
       <w:tab/>
-      <w:t>2026-07-31</w:t>
+      <w:t>2026-08-01</w:t>
       <w:br/>
       <w:br/>
     </w:r>

--- a/tillsyn/A 12977-2026 tillsynsbegäran.docx
+++ b/tillsyn/A 12977-2026 tillsynsbegäran.docx
@@ -352,7 +352,7 @@
     <w:r>
       <w:tab/>
       <w:tab/>
-      <w:t>2026-08-01</w:t>
+      <w:t>2026-08-02</w:t>
       <w:br/>
       <w:br/>
     </w:r>

--- a/tillsyn/A 12977-2026 tillsynsbegäran.docx
+++ b/tillsyn/A 12977-2026 tillsynsbegäran.docx
@@ -352,7 +352,7 @@
     <w:r>
       <w:tab/>
       <w:tab/>
-      <w:t>2026-08-02</w:t>
+      <w:t>2026-08-03</w:t>
       <w:br/>
       <w:br/>
     </w:r>

--- a/tillsyn/A 12977-2026 tillsynsbegäran.docx
+++ b/tillsyn/A 12977-2026 tillsynsbegäran.docx
@@ -352,7 +352,7 @@
     <w:r>
       <w:tab/>
       <w:tab/>
-      <w:t>2026-08-03</w:t>
+      <w:t>2026-08-05</w:t>
       <w:br/>
       <w:br/>
     </w:r>

--- a/tillsyn/A 12977-2026 tillsynsbegäran.docx
+++ b/tillsyn/A 12977-2026 tillsynsbegäran.docx
@@ -352,7 +352,7 @@
     <w:r>
       <w:tab/>
       <w:tab/>
-      <w:t>2026-08-05</w:t>
+      <w:t>2026-08-07</w:t>
       <w:br/>
       <w:br/>
     </w:r>

--- a/tillsyn/A 12977-2026 tillsynsbegäran.docx
+++ b/tillsyn/A 12977-2026 tillsynsbegäran.docx
@@ -352,7 +352,7 @@
     <w:r>
       <w:tab/>
       <w:tab/>
-      <w:t>2026-08-07</w:t>
+      <w:t>2026-08-08</w:t>
       <w:br/>
       <w:br/>
     </w:r>

--- a/tillsyn/A 12977-2026 tillsynsbegäran.docx
+++ b/tillsyn/A 12977-2026 tillsynsbegäran.docx
@@ -60,7 +60,7 @@
         <w:spacing w:after="240"/>
       </w:pPr>
       <w:r>
-        <w:t>Figur 1. Fyndplatser för naturvårdsarter i och inom 12 meter från avverkningsanmälan. Markörer utan svart kant är placerade på fyndplatsen. Markörer med svart kant är placerade vid sidan av fyndplatsen har ett svart streck som visar fyndplatsens exakta position. Kartans mittpunktskoordinat är N 6954945, E 604671 i SWEREF 99 TM.</w:t>
+        <w:t>Figur 1. Fyndplatser för naturvårdsarter i och inom 12 meter från avverkningsanmälan. Markörer utan svart kant är placerade på fyndplatsen. Markörer med svart kant är placerade vid sidan av fyndplatsen och har ett svart streck som visar fyndplatsens exakta position. Kartans mittpunktskoordinat är N 6954945, E 604671 i SWEREF 99 TM.</w:t>
       </w:r>
     </w:p>
     <w:p>
@@ -352,7 +352,7 @@
     <w:r>
       <w:tab/>
       <w:tab/>
-      <w:t>2026-08-14</w:t>
+      <w:t>2026-08-15</w:t>
       <w:br/>
       <w:br/>
     </w:r>

--- a/tillsyn/A 12977-2026 tillsynsbegäran.docx
+++ b/tillsyn/A 12977-2026 tillsynsbegäran.docx
@@ -352,7 +352,7 @@
     <w:r>
       <w:tab/>
       <w:tab/>
-      <w:t>2026-08-15</w:t>
+      <w:t>2026-08-16</w:t>
       <w:br/>
       <w:br/>
     </w:r>

--- a/tillsyn/A 12977-2026 tillsynsbegäran.docx
+++ b/tillsyn/A 12977-2026 tillsynsbegäran.docx
@@ -352,7 +352,7 @@
     <w:r>
       <w:tab/>
       <w:tab/>
-      <w:t>2026-08-16</w:t>
+      <w:t>2026-08-17</w:t>
       <w:br/>
       <w:br/>
     </w:r>

--- a/tillsyn/A 12977-2026 tillsynsbegäran.docx
+++ b/tillsyn/A 12977-2026 tillsynsbegäran.docx
@@ -352,7 +352,7 @@
     <w:r>
       <w:tab/>
       <w:tab/>
-      <w:t>2026-08-17</w:t>
+      <w:t>2026-08-18</w:t>
       <w:br/>
       <w:br/>
     </w:r>

--- a/tillsyn/A 12977-2026 tillsynsbegäran.docx
+++ b/tillsyn/A 12977-2026 tillsynsbegäran.docx
@@ -352,7 +352,7 @@
     <w:r>
       <w:tab/>
       <w:tab/>
-      <w:t>2026-08-18</w:t>
+      <w:t>2026-08-19</w:t>
       <w:br/>
       <w:br/>
     </w:r>

--- a/tillsyn/A 12977-2026 tillsynsbegäran.docx
+++ b/tillsyn/A 12977-2026 tillsynsbegäran.docx
@@ -352,7 +352,7 @@
     <w:r>
       <w:tab/>
       <w:tab/>
-      <w:t>2026-08-19</w:t>
+      <w:t>2026-08-20</w:t>
       <w:br/>
       <w:br/>
     </w:r>

--- a/tillsyn/A 12977-2026 tillsynsbegäran.docx
+++ b/tillsyn/A 12977-2026 tillsynsbegäran.docx
@@ -352,7 +352,7 @@
     <w:r>
       <w:tab/>
       <w:tab/>
-      <w:t>2026-08-20</w:t>
+      <w:t>2026-08-21</w:t>
       <w:br/>
       <w:br/>
     </w:r>

--- a/tillsyn/A 12977-2026 tillsynsbegäran.docx
+++ b/tillsyn/A 12977-2026 tillsynsbegäran.docx
@@ -352,7 +352,7 @@
     <w:r>
       <w:tab/>
       <w:tab/>
-      <w:t>2026-08-21</w:t>
+      <w:t>2026-08-22</w:t>
       <w:br/>
       <w:br/>
     </w:r>

--- a/tillsyn/A 12977-2026 tillsynsbegäran.docx
+++ b/tillsyn/A 12977-2026 tillsynsbegäran.docx
@@ -352,7 +352,7 @@
     <w:r>
       <w:tab/>
       <w:tab/>
-      <w:t>2026-08-22</w:t>
+      <w:t>2026-08-23</w:t>
       <w:br/>
       <w:br/>
     </w:r>

--- a/tillsyn/A 12977-2026 tillsynsbegäran.docx
+++ b/tillsyn/A 12977-2026 tillsynsbegäran.docx
@@ -352,7 +352,7 @@
     <w:r>
       <w:tab/>
       <w:tab/>
-      <w:t>2026-08-23</w:t>
+      <w:t>2026-08-24</w:t>
       <w:br/>
       <w:br/>
     </w:r>

--- a/tillsyn/A 12977-2026 tillsynsbegäran.docx
+++ b/tillsyn/A 12977-2026 tillsynsbegäran.docx
@@ -352,7 +352,7 @@
     <w:r>
       <w:tab/>
       <w:tab/>
-      <w:t>2026-08-24</w:t>
+      <w:t>2026-08-25</w:t>
       <w:br/>
       <w:br/>
     </w:r>

--- a/tillsyn/A 12977-2026 tillsynsbegäran.docx
+++ b/tillsyn/A 12977-2026 tillsynsbegäran.docx
@@ -352,7 +352,7 @@
     <w:r>
       <w:tab/>
       <w:tab/>
-      <w:t>2026-08-25</w:t>
+      <w:t>2026-08-26</w:t>
       <w:br/>
       <w:br/>
     </w:r>

--- a/tillsyn/A 12977-2026 tillsynsbegäran.docx
+++ b/tillsyn/A 12977-2026 tillsynsbegäran.docx
@@ -352,7 +352,7 @@
     <w:r>
       <w:tab/>
       <w:tab/>
-      <w:t>2026-08-26</w:t>
+      <w:t>2026-08-27</w:t>
       <w:br/>
       <w:br/>
     </w:r>

--- a/tillsyn/A 12977-2026 tillsynsbegäran.docx
+++ b/tillsyn/A 12977-2026 tillsynsbegäran.docx
@@ -352,7 +352,7 @@
     <w:r>
       <w:tab/>
       <w:tab/>
-      <w:t>2026-08-27</w:t>
+      <w:t>2026-08-28</w:t>
       <w:br/>
       <w:br/>
     </w:r>

--- a/tillsyn/A 12977-2026 tillsynsbegäran.docx
+++ b/tillsyn/A 12977-2026 tillsynsbegäran.docx
@@ -352,7 +352,7 @@
     <w:r>
       <w:tab/>
       <w:tab/>
-      <w:t>2026-08-28</w:t>
+      <w:t>2026-08-29</w:t>
       <w:br/>
       <w:br/>
     </w:r>

--- a/tillsyn/A 12977-2026 tillsynsbegäran.docx
+++ b/tillsyn/A 12977-2026 tillsynsbegäran.docx
@@ -352,7 +352,7 @@
     <w:r>
       <w:tab/>
       <w:tab/>
-      <w:t>2026-08-29</w:t>
+      <w:t>2026-08-31</w:t>
       <w:br/>
       <w:br/>
     </w:r>

--- a/tillsyn/A 12977-2026 tillsynsbegäran.docx
+++ b/tillsyn/A 12977-2026 tillsynsbegäran.docx
@@ -352,7 +352,7 @@
     <w:r>
       <w:tab/>
       <w:tab/>
-      <w:t>2026-08-31</w:t>
+      <w:t>2026-09-01</w:t>
       <w:br/>
       <w:br/>
     </w:r>

--- a/tillsyn/A 12977-2026 tillsynsbegäran.docx
+++ b/tillsyn/A 12977-2026 tillsynsbegäran.docx
@@ -352,7 +352,7 @@
     <w:r>
       <w:tab/>
       <w:tab/>
-      <w:t>2026-09-01</w:t>
+      <w:t>2026-09-02</w:t>
       <w:br/>
       <w:br/>
     </w:r>

--- a/tillsyn/A 12977-2026 tillsynsbegäran.docx
+++ b/tillsyn/A 12977-2026 tillsynsbegäran.docx
@@ -352,7 +352,7 @@
     <w:r>
       <w:tab/>
       <w:tab/>
-      <w:t>2026-09-02</w:t>
+      <w:t>2026-09-03</w:t>
       <w:br/>
       <w:br/>
     </w:r>

--- a/tillsyn/A 12977-2026 tillsynsbegäran.docx
+++ b/tillsyn/A 12977-2026 tillsynsbegäran.docx
@@ -352,7 +352,7 @@
     <w:r>
       <w:tab/>
       <w:tab/>
-      <w:t>2026-09-03</w:t>
+      <w:t>2026-09-04</w:t>
       <w:br/>
       <w:br/>
     </w:r>

--- a/tillsyn/A 12977-2026 tillsynsbegäran.docx
+++ b/tillsyn/A 12977-2026 tillsynsbegäran.docx
@@ -352,7 +352,7 @@
     <w:r>
       <w:tab/>
       <w:tab/>
-      <w:t>2026-09-04</w:t>
+      <w:t>2026-09-05</w:t>
       <w:br/>
       <w:br/>
     </w:r>

--- a/tillsyn/A 12977-2026 tillsynsbegäran.docx
+++ b/tillsyn/A 12977-2026 tillsynsbegäran.docx
@@ -352,7 +352,7 @@
     <w:r>
       <w:tab/>
       <w:tab/>
-      <w:t>2026-09-05</w:t>
+      <w:t>2026-09-06</w:t>
       <w:br/>
       <w:br/>
     </w:r>

--- a/tillsyn/A 12977-2026 tillsynsbegäran.docx
+++ b/tillsyn/A 12977-2026 tillsynsbegäran.docx
@@ -352,7 +352,7 @@
     <w:r>
       <w:tab/>
       <w:tab/>
-      <w:t>2026-09-06</w:t>
+      <w:t>2026-09-07</w:t>
       <w:br/>
       <w:br/>
     </w:r>

--- a/tillsyn/A 12977-2026 tillsynsbegäran.docx
+++ b/tillsyn/A 12977-2026 tillsynsbegäran.docx
@@ -352,7 +352,7 @@
     <w:r>
       <w:tab/>
       <w:tab/>
-      <w:t>2026-09-07</w:t>
+      <w:t>2026-09-08</w:t>
       <w:br/>
       <w:br/>
     </w:r>

--- a/tillsyn/A 12977-2026 tillsynsbegäran.docx
+++ b/tillsyn/A 12977-2026 tillsynsbegäran.docx
@@ -352,7 +352,7 @@
     <w:r>
       <w:tab/>
       <w:tab/>
-      <w:t>2026-09-08</w:t>
+      <w:t>2026-09-09</w:t>
       <w:br/>
       <w:br/>
     </w:r>

--- a/tillsyn/A 12977-2026 tillsynsbegäran.docx
+++ b/tillsyn/A 12977-2026 tillsynsbegäran.docx
@@ -352,7 +352,7 @@
     <w:r>
       <w:tab/>
       <w:tab/>
-      <w:t>2026-09-09</w:t>
+      <w:t>2026-09-10</w:t>
       <w:br/>
       <w:br/>
     </w:r>

--- a/tillsyn/A 12977-2026 tillsynsbegäran.docx
+++ b/tillsyn/A 12977-2026 tillsynsbegäran.docx
@@ -352,7 +352,7 @@
     <w:r>
       <w:tab/>
       <w:tab/>
-      <w:t>2026-09-10</w:t>
+      <w:t>2026-09-11</w:t>
       <w:br/>
       <w:br/>
     </w:r>

--- a/tillsyn/A 12977-2026 tillsynsbegäran.docx
+++ b/tillsyn/A 12977-2026 tillsynsbegäran.docx
@@ -352,7 +352,7 @@
     <w:r>
       <w:tab/>
       <w:tab/>
-      <w:t>2026-09-11</w:t>
+      <w:t>2026-09-12</w:t>
       <w:br/>
       <w:br/>
     </w:r>
